--- a/docs/studyguides/normallinearregression.docx
+++ b/docs/studyguides/normallinearregression.docx
@@ -52,7 +52,7 @@
         </w:rPr>
         <w:t xml:space="preserve"> </w:t>
       </w:r>
-      <w:hyperlink r:id="rId20">
+      <w:hyperlink r:id="rId9">
         <w:r>
           <w:rPr>
             <w:rStyle w:val="Hyperlink"/>
@@ -70,7 +70,7 @@
         <w:t xml:space="preserve">.</w:t>
       </w:r>
     </w:p>
-    <w:bookmarkStart w:id="21" w:name="what-is-linear-regression"/>
+    <w:bookmarkStart w:id="10" w:name="what-is-linear-regression"/>
     <w:p>
       <w:pPr>
         <w:pStyle w:val="Heading1"/>
@@ -234,8 +234,8 @@
         <w:t xml:space="preserve">This guide will introduce you to linear regression. It will explain how to apply a simple linear regression model to a sample of data by finding the regression line. The guide will also explore the practical applications of linear regression, including in the construction of confidence intervals which explains the uncertainty about how closely your sample matches the real-world scenario, and in testing hypotheses about whether some factors impact the overall outcome.</w:t>
       </w:r>
     </w:p>
-    <w:bookmarkEnd w:id="21"/>
-    <w:bookmarkStart w:id="73" w:name="simple-linear-regression"/>
+    <w:bookmarkEnd w:id="10"/>
+    <w:bookmarkStart w:id="62" w:name="simple-linear-regression"/>
     <w:p>
       <w:pPr>
         <w:pStyle w:val="Heading1"/>
@@ -357,18 +357,18 @@
                 <wp:inline>
                   <wp:extent cx="152400" cy="152400"/>
                   <wp:effectExtent b="0" l="0" r="0" t="0"/>
-                  <wp:docPr descr="" title="" id="23" name="Picture"/>
+                  <wp:docPr descr="" title="" id="12" name="Picture"/>
                   <a:graphic>
                     <a:graphicData uri="http://schemas.openxmlformats.org/drawingml/2006/picture">
                       <pic:pic>
                         <pic:nvPicPr>
-                          <pic:cNvPr descr="/Applications/quarto/share/formats/docx/note.png" id="24" name="Picture"/>
+                          <pic:cNvPr descr="/Applications/quarto/share/formats/docx/note.png" id="13" name="Picture"/>
                           <pic:cNvPicPr>
                             <a:picLocks noChangeArrowheads="1" noChangeAspect="1"/>
                           </pic:cNvPicPr>
                         </pic:nvPicPr>
                         <pic:blipFill>
-                          <a:blip r:embed="rId22"/>
+                          <a:blip r:embed="rId11"/>
                           <a:stretch>
                             <a:fillRect/>
                           </a:stretch>
@@ -550,18 +550,18 @@
                 <wp:inline>
                   <wp:extent cx="152400" cy="152400"/>
                   <wp:effectExtent b="0" l="0" r="0" t="0"/>
-                  <wp:docPr descr="" title="" id="25" name="Picture"/>
+                  <wp:docPr descr="" title="" id="14" name="Picture"/>
                   <a:graphic>
                     <a:graphicData uri="http://schemas.openxmlformats.org/drawingml/2006/picture">
                       <pic:pic>
                         <pic:nvPicPr>
-                          <pic:cNvPr descr="/Applications/quarto/share/formats/docx/note.png" id="26" name="Picture"/>
+                          <pic:cNvPr descr="/Applications/quarto/share/formats/docx/note.png" id="15" name="Picture"/>
                           <pic:cNvPicPr>
                             <a:picLocks noChangeArrowheads="1" noChangeAspect="1"/>
                           </pic:cNvPicPr>
                         </pic:nvPicPr>
                         <pic:blipFill>
-                          <a:blip r:embed="rId22"/>
+                          <a:blip r:embed="rId11"/>
                           <a:stretch>
                             <a:fillRect/>
                           </a:stretch>
@@ -722,24 +722,26 @@
             <m:oMath>
               <m:r>
                 <m:rPr>
+                  <m:scr m:val="double-struck"/>
                   <m:sty m:val="p"/>
-                  <m:scr m:val="double-struck"/>
                 </m:rPr>
                 <m:t>E</m:t>
               </m:r>
-              <m:d>
-                <m:dPr>
-                  <m:begChr m:val="("/>
-                  <m:sepChr m:val=""/>
-                  <m:endChr m:val=")"/>
-                  <m:grow/>
-                </m:dPr>
-                <m:e>
-                  <m:r>
-                    <m:t>Y</m:t>
-                  </m:r>
-                </m:e>
-              </m:d>
+              <m:r>
+                <m:rPr>
+                  <m:sty m:val="p"/>
+                </m:rPr>
+                <m:t>(</m:t>
+              </m:r>
+              <m:r>
+                <m:t>Y</m:t>
+              </m:r>
+              <m:r>
+                <m:rPr>
+                  <m:sty m:val="p"/>
+                </m:rPr>
+                <m:t>)</m:t>
+              </m:r>
             </m:oMath>
             <w:r>
               <w:t xml:space="preserve">.</w:t>
@@ -798,18 +800,18 @@
                 <wp:inline>
                   <wp:extent cx="152400" cy="152400"/>
                   <wp:effectExtent b="0" l="0" r="0" t="0"/>
-                  <wp:docPr descr="" title="" id="28" name="Picture"/>
+                  <wp:docPr descr="" title="" id="17" name="Picture"/>
                   <a:graphic>
                     <a:graphicData uri="http://schemas.openxmlformats.org/drawingml/2006/picture">
                       <pic:pic>
                         <pic:nvPicPr>
-                          <pic:cNvPr descr="/Applications/quarto/share/formats/docx/tip.png" id="29" name="Picture"/>
+                          <pic:cNvPr descr="/Applications/quarto/share/formats/docx/tip.png" id="18" name="Picture"/>
                           <pic:cNvPicPr>
                             <a:picLocks noChangeArrowheads="1" noChangeAspect="1"/>
                           </pic:cNvPicPr>
                         </pic:nvPicPr>
                         <pic:blipFill>
-                          <a:blip r:embed="rId27"/>
+                          <a:blip r:embed="rId16"/>
                           <a:stretch>
                             <a:fillRect/>
                           </a:stretch>
@@ -871,7 +873,7 @@
             <w:r>
               <w:t xml:space="preserve"> </w:t>
             </w:r>
-            <w:hyperlink r:id="rId20">
+            <w:hyperlink r:id="rId9">
               <w:r>
                 <w:rPr>
                   <w:rStyle w:val="Hyperlink"/>
@@ -885,7 +887,7 @@
             <w:r>
               <w:t xml:space="preserve"> </w:t>
             </w:r>
-            <w:hyperlink r:id="rId30">
+            <w:hyperlink r:id="rId19">
               <w:r>
                 <w:rPr>
                   <w:rStyle w:val="Hyperlink"/>
@@ -961,24 +963,26 @@
         <m:oMath>
           <m:r>
             <m:rPr>
+              <m:scr m:val="double-struck"/>
               <m:sty m:val="p"/>
-              <m:scr m:val="double-struck"/>
             </m:rPr>
             <m:t>E</m:t>
           </m:r>
-          <m:d>
-            <m:dPr>
-              <m:begChr m:val="("/>
-              <m:sepChr m:val=""/>
-              <m:endChr m:val=")"/>
-              <m:grow/>
-            </m:dPr>
-            <m:e>
-              <m:r>
-                <m:t>Y</m:t>
-              </m:r>
-            </m:e>
-          </m:d>
+          <m:r>
+            <m:rPr>
+              <m:sty m:val="p"/>
+            </m:rPr>
+            <m:t>(</m:t>
+          </m:r>
+          <m:r>
+            <m:t>Y</m:t>
+          </m:r>
+          <m:r>
+            <m:rPr>
+              <m:sty m:val="p"/>
+            </m:rPr>
+            <m:t>)</m:t>
+          </m:r>
           <m:r>
             <m:rPr>
               <m:sty m:val="p"/>
@@ -1151,18 +1155,18 @@
                 <wp:inline>
                   <wp:extent cx="152400" cy="152400"/>
                   <wp:effectExtent b="0" l="0" r="0" t="0"/>
-                  <wp:docPr descr="" title="" id="31" name="Picture"/>
+                  <wp:docPr descr="" title="" id="20" name="Picture"/>
                   <a:graphic>
                     <a:graphicData uri="http://schemas.openxmlformats.org/drawingml/2006/picture">
                       <pic:pic>
                         <pic:nvPicPr>
-                          <pic:cNvPr descr="/Applications/quarto/share/formats/docx/tip.png" id="32" name="Picture"/>
+                          <pic:cNvPr descr="/Applications/quarto/share/formats/docx/tip.png" id="21" name="Picture"/>
                           <pic:cNvPicPr>
                             <a:picLocks noChangeArrowheads="1" noChangeAspect="1"/>
                           </pic:cNvPicPr>
                         </pic:nvPicPr>
                         <pic:blipFill>
-                          <a:blip r:embed="rId27"/>
+                          <a:blip r:embed="rId16"/>
                           <a:stretch>
                             <a:fillRect/>
                           </a:stretch>
@@ -1451,18 +1455,18 @@
                 <wp:inline>
                   <wp:extent cx="152400" cy="152400"/>
                   <wp:effectExtent b="0" l="0" r="0" t="0"/>
-                  <wp:docPr descr="" title="" id="33" name="Picture"/>
+                  <wp:docPr descr="" title="" id="22" name="Picture"/>
                   <a:graphic>
                     <a:graphicData uri="http://schemas.openxmlformats.org/drawingml/2006/picture">
                       <pic:pic>
                         <pic:nvPicPr>
-                          <pic:cNvPr descr="/Applications/quarto/share/formats/docx/note.png" id="34" name="Picture"/>
+                          <pic:cNvPr descr="/Applications/quarto/share/formats/docx/note.png" id="23" name="Picture"/>
                           <pic:cNvPicPr>
                             <a:picLocks noChangeArrowheads="1" noChangeAspect="1"/>
                           </pic:cNvPicPr>
                         </pic:nvPicPr>
                         <pic:blipFill>
-                          <a:blip r:embed="rId22"/>
+                          <a:blip r:embed="rId11"/>
                           <a:stretch>
                             <a:fillRect/>
                           </a:stretch>
@@ -2035,24 +2039,26 @@
               <m:oMath>
                 <m:r>
                   <m:rPr>
+                    <m:scr m:val="double-struck"/>
                     <m:sty m:val="p"/>
-                    <m:scr m:val="double-struck"/>
                   </m:rPr>
                   <m:t>E</m:t>
                 </m:r>
-                <m:d>
-                  <m:dPr>
-                    <m:begChr m:val="("/>
-                    <m:sepChr m:val=""/>
-                    <m:endChr m:val=")"/>
-                    <m:grow/>
-                  </m:dPr>
-                  <m:e>
-                    <m:r>
-                      <m:t>Y</m:t>
-                    </m:r>
-                  </m:e>
-                </m:d>
+                <m:r>
+                  <m:rPr>
+                    <m:sty m:val="p"/>
+                  </m:rPr>
+                  <m:t>(</m:t>
+                </m:r>
+                <m:r>
+                  <m:t>Y</m:t>
+                </m:r>
+                <m:r>
+                  <m:rPr>
+                    <m:sty m:val="p"/>
+                  </m:rPr>
+                  <m:t>)</m:t>
+                </m:r>
                 <m:r>
                   <m:rPr>
                     <m:sty m:val="p"/>
@@ -2129,18 +2135,18 @@
           <wp:inline>
             <wp:extent cx="5943600" cy="3993356"/>
             <wp:effectExtent b="0" l="0" r="0" t="0"/>
-            <wp:docPr descr="A simple linear regression model for ice cream sales vs. temperature, with parameters \alpha = -500 and \beta=25" title="" id="36" name="Picture"/>
+            <wp:docPr descr="A simple linear regression model for ice cream sales vs. temperature, with parameters \alpha = -500 and \beta=25" title="" id="25" name="Picture"/>
             <a:graphic>
               <a:graphicData uri="http://schemas.openxmlformats.org/drawingml/2006/picture">
                 <pic:pic>
                   <pic:nvPicPr>
-                    <pic:cNvPr descr="./FiguresPNG/linearregression-fig4.png" id="37" name="Picture"/>
+                    <pic:cNvPr descr="./FiguresPNG/linearregression-fig4.png" id="26" name="Picture"/>
                     <pic:cNvPicPr>
                       <a:picLocks noChangeArrowheads="1" noChangeAspect="1"/>
                     </pic:cNvPicPr>
                   </pic:nvPicPr>
                   <pic:blipFill>
-                    <a:blip r:embed="rId35"/>
+                    <a:blip r:embed="rId24"/>
                     <a:stretch>
                       <a:fillRect/>
                     </a:stretch>
@@ -2230,18 +2236,18 @@
           <wp:inline>
             <wp:extent cx="4289541" cy="2949059"/>
             <wp:effectExtent b="0" l="0" r="0" t="0"/>
-            <wp:docPr descr="A simple linear regression model for ice cream sales vs. temperature, with parameters \alpha = -480 and \beta=30" title="" id="39" name="Picture"/>
+            <wp:docPr descr="A simple linear regression model for ice cream sales vs. temperature, with parameters \alpha = -480 and \beta=30" title="" id="28" name="Picture"/>
             <a:graphic>
               <a:graphicData uri="http://schemas.openxmlformats.org/drawingml/2006/picture">
                 <pic:pic>
                   <pic:nvPicPr>
-                    <pic:cNvPr descr="./FiguresPNG/linearregression-fig5.png" id="40" name="Picture"/>
+                    <pic:cNvPr descr="./FiguresPNG/linearregression-fig5.png" id="29" name="Picture"/>
                     <pic:cNvPicPr>
                       <a:picLocks noChangeArrowheads="1" noChangeAspect="1"/>
                     </pic:cNvPicPr>
                   </pic:nvPicPr>
                   <pic:blipFill>
-                    <a:blip r:embed="rId38"/>
+                    <a:blip r:embed="rId27"/>
                     <a:stretch>
                       <a:fillRect/>
                     </a:stretch>
@@ -2371,18 +2377,18 @@
                 <wp:inline>
                   <wp:extent cx="152400" cy="152400"/>
                   <wp:effectExtent b="0" l="0" r="0" t="0"/>
-                  <wp:docPr descr="" title="" id="41" name="Picture"/>
+                  <wp:docPr descr="" title="" id="30" name="Picture"/>
                   <a:graphic>
                     <a:graphicData uri="http://schemas.openxmlformats.org/drawingml/2006/picture">
                       <pic:pic>
                         <pic:nvPicPr>
-                          <pic:cNvPr descr="/Applications/quarto/share/formats/docx/tip.png" id="42" name="Picture"/>
+                          <pic:cNvPr descr="/Applications/quarto/share/formats/docx/tip.png" id="31" name="Picture"/>
                           <pic:cNvPicPr>
                             <a:picLocks noChangeArrowheads="1" noChangeAspect="1"/>
                           </pic:cNvPicPr>
                         </pic:nvPicPr>
                         <pic:blipFill>
-                          <a:blip r:embed="rId27"/>
+                          <a:blip r:embed="rId16"/>
                           <a:stretch>
                             <a:fillRect/>
                           </a:stretch>
@@ -2470,8 +2476,8 @@
               </m:r>
               <m:r>
                 <m:rPr>
+                  <m:scr m:val="double-struck"/>
                   <m:sty m:val="p"/>
-                  <m:scr m:val="double-struck"/>
                 </m:rPr>
                 <m:t>N</m:t>
               </m:r>
@@ -2551,46 +2557,48 @@
               <w:t xml:space="preserve"> </w:t>
             </w:r>
             <m:oMath>
-              <m:d>
-                <m:dPr>
-                  <m:begChr m:val="("/>
-                  <m:sepChr m:val=""/>
-                  <m:endChr m:val=")"/>
-                  <m:grow/>
-                </m:dPr>
+              <m:r>
+                <m:rPr>
+                  <m:sty m:val="p"/>
+                </m:rPr>
+                <m:t>(</m:t>
+              </m:r>
+              <m:sSub>
                 <m:e>
-                  <m:sSub>
-                    <m:e>
-                      <m:r>
-                        <m:t>x</m:t>
-                      </m:r>
-                    </m:e>
-                    <m:sub>
-                      <m:r>
-                        <m:t>i</m:t>
-                      </m:r>
-                    </m:sub>
-                  </m:sSub>
                   <m:r>
-                    <m:rPr>
-                      <m:sty m:val="p"/>
-                    </m:rPr>
-                    <m:t>,</m:t>
+                    <m:t>x</m:t>
                   </m:r>
-                  <m:sSub>
-                    <m:e>
-                      <m:r>
-                        <m:t>y</m:t>
-                      </m:r>
-                    </m:e>
-                    <m:sub>
-                      <m:r>
-                        <m:t>i</m:t>
-                      </m:r>
-                    </m:sub>
-                  </m:sSub>
                 </m:e>
-              </m:d>
+                <m:sub>
+                  <m:r>
+                    <m:t>i</m:t>
+                  </m:r>
+                </m:sub>
+              </m:sSub>
+              <m:r>
+                <m:rPr>
+                  <m:sty m:val="p"/>
+                </m:rPr>
+                <m:t>,</m:t>
+              </m:r>
+              <m:sSub>
+                <m:e>
+                  <m:r>
+                    <m:t>y</m:t>
+                  </m:r>
+                </m:e>
+                <m:sub>
+                  <m:r>
+                    <m:t>i</m:t>
+                  </m:r>
+                </m:sub>
+              </m:sSub>
+              <m:r>
+                <m:rPr>
+                  <m:sty m:val="p"/>
+                </m:rPr>
+                <m:t>)</m:t>
+              </m:r>
             </m:oMath>
             <w:r>
               <w:t xml:space="preserve"> </w:t>
@@ -2610,33 +2618,35 @@
               <m:oMath>
                 <m:r>
                   <m:rPr>
+                    <m:scr m:val="double-struck"/>
                     <m:sty m:val="p"/>
-                    <m:scr m:val="double-struck"/>
                   </m:rPr>
                   <m:t>E</m:t>
                 </m:r>
-                <m:d>
-                  <m:dPr>
-                    <m:begChr m:val="("/>
-                    <m:sepChr m:val=""/>
-                    <m:endChr m:val=")"/>
-                    <m:grow/>
-                  </m:dPr>
+                <m:r>
+                  <m:rPr>
+                    <m:sty m:val="p"/>
+                  </m:rPr>
+                  <m:t>(</m:t>
+                </m:r>
+                <m:sSub>
                   <m:e>
-                    <m:sSub>
-                      <m:e>
-                        <m:r>
-                          <m:t>Y</m:t>
-                        </m:r>
-                      </m:e>
-                      <m:sub>
-                        <m:r>
-                          <m:t>i</m:t>
-                        </m:r>
-                      </m:sub>
-                    </m:sSub>
+                    <m:r>
+                      <m:t>Y</m:t>
+                    </m:r>
                   </m:e>
-                </m:d>
+                  <m:sub>
+                    <m:r>
+                      <m:t>i</m:t>
+                    </m:r>
+                  </m:sub>
+                </m:sSub>
+                <m:r>
+                  <m:rPr>
+                    <m:sty m:val="p"/>
+                  </m:rPr>
+                  <m:t>)</m:t>
+                </m:r>
                 <m:r>
                   <m:rPr>
                     <m:sty m:val="p"/>
@@ -2674,7 +2684,7 @@
         </w:tc>
       </w:tr>
     </w:tbl>
-    <w:bookmarkStart w:id="66" w:name="least-squares-estimation"/>
+    <w:bookmarkStart w:id="55" w:name="least-squares-estimation"/>
     <w:p>
       <w:pPr>
         <w:pStyle w:val="Heading2"/>
@@ -2683,7 +2693,7 @@
         <w:t xml:space="preserve">Least squares estimation</w:t>
       </w:r>
     </w:p>
-    <w:bookmarkStart w:id="47" w:name="residuals"/>
+    <w:bookmarkStart w:id="36" w:name="residuals"/>
     <w:p>
       <w:pPr>
         <w:pStyle w:val="Heading3"/>
@@ -2805,18 +2815,18 @@
                 <wp:inline>
                   <wp:extent cx="152400" cy="152400"/>
                   <wp:effectExtent b="0" l="0" r="0" t="0"/>
-                  <wp:docPr descr="" title="" id="43" name="Picture"/>
+                  <wp:docPr descr="" title="" id="32" name="Picture"/>
                   <a:graphic>
                     <a:graphicData uri="http://schemas.openxmlformats.org/drawingml/2006/picture">
                       <pic:pic>
                         <pic:nvPicPr>
-                          <pic:cNvPr descr="/Applications/quarto/share/formats/docx/note.png" id="44" name="Picture"/>
+                          <pic:cNvPr descr="/Applications/quarto/share/formats/docx/note.png" id="33" name="Picture"/>
                           <pic:cNvPicPr>
                             <a:picLocks noChangeArrowheads="1" noChangeAspect="1"/>
                           </pic:cNvPicPr>
                         </pic:nvPicPr>
                         <pic:blipFill>
-                          <a:blip r:embed="rId22"/>
+                          <a:blip r:embed="rId11"/>
                           <a:stretch>
                             <a:fillRect/>
                           </a:stretch>
@@ -2947,33 +2957,35 @@
             <m:oMath>
               <m:r>
                 <m:rPr>
+                  <m:scr m:val="double-struck"/>
                   <m:sty m:val="p"/>
-                  <m:scr m:val="double-struck"/>
                 </m:rPr>
                 <m:t>E</m:t>
               </m:r>
-              <m:d>
-                <m:dPr>
-                  <m:begChr m:val="("/>
-                  <m:sepChr m:val=""/>
-                  <m:endChr m:val=")"/>
-                  <m:grow/>
-                </m:dPr>
+              <m:r>
+                <m:rPr>
+                  <m:sty m:val="p"/>
+                </m:rPr>
+                <m:t>(</m:t>
+              </m:r>
+              <m:sSub>
                 <m:e>
-                  <m:sSub>
-                    <m:e>
-                      <m:r>
-                        <m:t>Y</m:t>
-                      </m:r>
-                    </m:e>
-                    <m:sub>
-                      <m:r>
-                        <m:t>i</m:t>
-                      </m:r>
-                    </m:sub>
-                  </m:sSub>
+                  <m:r>
+                    <m:t>Y</m:t>
+                  </m:r>
                 </m:e>
-              </m:d>
+                <m:sub>
+                  <m:r>
+                    <m:t>i</m:t>
+                  </m:r>
+                </m:sub>
+              </m:sSub>
+              <m:r>
+                <m:rPr>
+                  <m:sty m:val="p"/>
+                </m:rPr>
+                <m:t>)</m:t>
+              </m:r>
             </m:oMath>
             <w:r>
               <w:t xml:space="preserve">.</w:t>
@@ -3093,33 +3105,35 @@
             <m:oMath>
               <m:r>
                 <m:rPr>
+                  <m:scr m:val="double-struck"/>
                   <m:sty m:val="p"/>
-                  <m:scr m:val="double-struck"/>
                 </m:rPr>
                 <m:t>E</m:t>
               </m:r>
-              <m:d>
-                <m:dPr>
-                  <m:begChr m:val="("/>
-                  <m:sepChr m:val=""/>
-                  <m:endChr m:val=")"/>
-                  <m:grow/>
-                </m:dPr>
+              <m:r>
+                <m:rPr>
+                  <m:sty m:val="p"/>
+                </m:rPr>
+                <m:t>(</m:t>
+              </m:r>
+              <m:sSub>
                 <m:e>
-                  <m:sSub>
-                    <m:e>
-                      <m:r>
-                        <m:t>Y</m:t>
-                      </m:r>
-                    </m:e>
-                    <m:sub>
-                      <m:r>
-                        <m:t>i</m:t>
-                      </m:r>
-                    </m:sub>
-                  </m:sSub>
+                  <m:r>
+                    <m:t>Y</m:t>
+                  </m:r>
                 </m:e>
-              </m:d>
+                <m:sub>
+                  <m:r>
+                    <m:t>i</m:t>
+                  </m:r>
+                </m:sub>
+              </m:sSub>
+              <m:r>
+                <m:rPr>
+                  <m:sty m:val="p"/>
+                </m:rPr>
+                <m:t>)</m:t>
+              </m:r>
             </m:oMath>
             <w:r>
               <w:t xml:space="preserve">, you can define the residuals by:</w:t>
@@ -3180,33 +3194,35 @@
                 </m:r>
                 <m:r>
                   <m:rPr>
+                    <m:scr m:val="double-struck"/>
                     <m:sty m:val="p"/>
-                    <m:scr m:val="double-struck"/>
                   </m:rPr>
                   <m:t>E</m:t>
                 </m:r>
-                <m:d>
-                  <m:dPr>
-                    <m:begChr m:val="("/>
-                    <m:sepChr m:val=""/>
-                    <m:endChr m:val=")"/>
-                    <m:grow/>
-                  </m:dPr>
+                <m:r>
+                  <m:rPr>
+                    <m:sty m:val="p"/>
+                  </m:rPr>
+                  <m:t>(</m:t>
+                </m:r>
+                <m:sSub>
                   <m:e>
-                    <m:sSub>
-                      <m:e>
-                        <m:r>
-                          <m:t>Y</m:t>
-                        </m:r>
-                      </m:e>
-                      <m:sub>
-                        <m:r>
-                          <m:t>i</m:t>
-                        </m:r>
-                      </m:sub>
-                    </m:sSub>
+                    <m:r>
+                      <m:t>Y</m:t>
+                    </m:r>
                   </m:e>
-                </m:d>
+                  <m:sub>
+                    <m:r>
+                      <m:t>i</m:t>
+                    </m:r>
+                  </m:sub>
+                </m:sSub>
+                <m:r>
+                  <m:rPr>
+                    <m:sty m:val="p"/>
+                  </m:rPr>
+                  <m:t>)</m:t>
+                </m:r>
                 <m:r>
                   <m:rPr>
                     <m:sty m:val="p"/>
@@ -3231,40 +3247,42 @@
                   </m:rPr>
                   <m:t>−</m:t>
                 </m:r>
-                <m:d>
-                  <m:dPr>
-                    <m:begChr m:val="("/>
-                    <m:sepChr m:val=""/>
-                    <m:endChr m:val=")"/>
-                    <m:grow/>
-                  </m:dPr>
+                <m:r>
+                  <m:rPr>
+                    <m:sty m:val="p"/>
+                  </m:rPr>
+                  <m:t>(</m:t>
+                </m:r>
+                <m:r>
+                  <m:t>α</m:t>
+                </m:r>
+                <m:r>
+                  <m:rPr>
+                    <m:sty m:val="p"/>
+                  </m:rPr>
+                  <m:t>+</m:t>
+                </m:r>
+                <m:r>
+                  <m:t>β</m:t>
+                </m:r>
+                <m:sSub>
                   <m:e>
                     <m:r>
-                      <m:t>α</m:t>
+                      <m:t>x</m:t>
                     </m:r>
+                  </m:e>
+                  <m:sub>
                     <m:r>
-                      <m:rPr>
-                        <m:sty m:val="p"/>
-                      </m:rPr>
-                      <m:t>+</m:t>
+                      <m:t>i</m:t>
                     </m:r>
-                    <m:r>
-                      <m:t>β</m:t>
-                    </m:r>
-                    <m:sSub>
-                      <m:e>
-                        <m:r>
-                          <m:t>x</m:t>
-                        </m:r>
-                      </m:e>
-                      <m:sub>
-                        <m:r>
-                          <m:t>i</m:t>
-                        </m:r>
-                      </m:sub>
-                    </m:sSub>
-                  </m:e>
-                </m:d>
+                  </m:sub>
+                </m:sSub>
+                <m:r>
+                  <m:rPr>
+                    <m:sty m:val="p"/>
+                  </m:rPr>
+                  <m:t>)</m:t>
+                </m:r>
               </m:oMath>
             </m:oMathPara>
           </w:p>
@@ -3320,18 +3338,18 @@
                 <wp:inline>
                   <wp:extent cx="152400" cy="152400"/>
                   <wp:effectExtent b="0" l="0" r="0" t="0"/>
-                  <wp:docPr descr="" title="" id="45" name="Picture"/>
+                  <wp:docPr descr="" title="" id="34" name="Picture"/>
                   <a:graphic>
                     <a:graphicData uri="http://schemas.openxmlformats.org/drawingml/2006/picture">
                       <pic:pic>
                         <pic:nvPicPr>
-                          <pic:cNvPr descr="/Applications/quarto/share/formats/docx/tip.png" id="46" name="Picture"/>
+                          <pic:cNvPr descr="/Applications/quarto/share/formats/docx/tip.png" id="35" name="Picture"/>
                           <pic:cNvPicPr>
                             <a:picLocks noChangeArrowheads="1" noChangeAspect="1"/>
                           </pic:cNvPicPr>
                         </pic:nvPicPr>
                         <pic:blipFill>
-                          <a:blip r:embed="rId27"/>
+                          <a:blip r:embed="rId16"/>
                           <a:stretch>
                             <a:fillRect/>
                           </a:stretch>
@@ -3395,8 +3413,8 @@
         </w:tc>
       </w:tr>
     </w:tbl>
-    <w:bookmarkEnd w:id="47"/>
-    <w:bookmarkStart w:id="50" w:name="method-of-least-squares"/>
+    <w:bookmarkEnd w:id="36"/>
+    <w:bookmarkStart w:id="39" w:name="method-of-least-squares"/>
     <w:p>
       <w:pPr>
         <w:pStyle w:val="Heading3"/>
@@ -3418,33 +3436,35 @@
       <m:oMath>
         <m:r>
           <m:rPr>
+            <m:scr m:val="double-struck"/>
             <m:sty m:val="p"/>
-            <m:scr m:val="double-struck"/>
           </m:rPr>
           <m:t>E</m:t>
         </m:r>
-        <m:d>
-          <m:dPr>
-            <m:begChr m:val="("/>
-            <m:sepChr m:val=""/>
-            <m:endChr m:val=")"/>
-            <m:grow/>
-          </m:dPr>
+        <m:r>
+          <m:rPr>
+            <m:sty m:val="p"/>
+          </m:rPr>
+          <m:t>(</m:t>
+        </m:r>
+        <m:sSub>
           <m:e>
-            <m:sSub>
-              <m:e>
-                <m:r>
-                  <m:t>Y</m:t>
-                </m:r>
-              </m:e>
-              <m:sub>
-                <m:r>
-                  <m:t>i</m:t>
-                </m:r>
-              </m:sub>
-            </m:sSub>
+            <m:r>
+              <m:t>Y</m:t>
+            </m:r>
           </m:e>
-        </m:d>
+          <m:sub>
+            <m:r>
+              <m:t>i</m:t>
+            </m:r>
+          </m:sub>
+        </m:sSub>
+        <m:r>
+          <m:rPr>
+            <m:sty m:val="p"/>
+          </m:rPr>
+          <m:t>)</m:t>
+        </m:r>
       </m:oMath>
       <w:r>
         <w:t xml:space="preserve"> </w:t>
@@ -3578,18 +3598,18 @@
                 <wp:inline>
                   <wp:extent cx="152400" cy="152400"/>
                   <wp:effectExtent b="0" l="0" r="0" t="0"/>
-                  <wp:docPr descr="" title="" id="48" name="Picture"/>
+                  <wp:docPr descr="" title="" id="37" name="Picture"/>
                   <a:graphic>
                     <a:graphicData uri="http://schemas.openxmlformats.org/drawingml/2006/picture">
                       <pic:pic>
                         <pic:nvPicPr>
-                          <pic:cNvPr descr="/Applications/quarto/share/formats/docx/note.png" id="49" name="Picture"/>
+                          <pic:cNvPr descr="/Applications/quarto/share/formats/docx/note.png" id="38" name="Picture"/>
                           <pic:cNvPicPr>
                             <a:picLocks noChangeArrowheads="1" noChangeAspect="1"/>
                           </pic:cNvPicPr>
                         </pic:nvPicPr>
                         <pic:blipFill>
-                          <a:blip r:embed="rId22"/>
+                          <a:blip r:embed="rId11"/>
                           <a:stretch>
                             <a:fillRect/>
                           </a:stretch>
@@ -3681,28 +3701,30 @@
                 <m:r>
                   <m:t>S</m:t>
                 </m:r>
-                <m:d>
-                  <m:dPr>
-                    <m:begChr m:val="("/>
-                    <m:sepChr m:val=""/>
-                    <m:endChr m:val=")"/>
-                    <m:grow/>
-                  </m:dPr>
-                  <m:e>
-                    <m:r>
-                      <m:t>α</m:t>
-                    </m:r>
-                    <m:r>
-                      <m:rPr>
-                        <m:sty m:val="p"/>
-                      </m:rPr>
-                      <m:t>,</m:t>
-                    </m:r>
-                    <m:r>
-                      <m:t>β</m:t>
-                    </m:r>
-                  </m:e>
-                </m:d>
+                <m:r>
+                  <m:rPr>
+                    <m:sty m:val="p"/>
+                  </m:rPr>
+                  <m:t>(</m:t>
+                </m:r>
+                <m:r>
+                  <m:t>α</m:t>
+                </m:r>
+                <m:r>
+                  <m:rPr>
+                    <m:sty m:val="p"/>
+                  </m:rPr>
+                  <m:t>,</m:t>
+                </m:r>
+                <m:r>
+                  <m:t>β</m:t>
+                </m:r>
+                <m:r>
+                  <m:rPr>
+                    <m:sty m:val="p"/>
+                  </m:rPr>
+                  <m:t>)</m:t>
+                </m:r>
                 <m:r>
                   <m:rPr>
                     <m:sty m:val="p"/>
@@ -3788,79 +3810,83 @@
                     </m:r>
                   </m:sup>
                   <m:e>
-                    <m:sSup>
-                      <m:e>
-                        <m:d>
-                          <m:dPr>
-                            <m:begChr m:val="("/>
-                            <m:sepChr m:val=""/>
-                            <m:endChr m:val=")"/>
-                            <m:grow/>
-                          </m:dPr>
-                          <m:e>
-                            <m:sSub>
-                              <m:e>
-                                <m:r>
-                                  <m:t>y</m:t>
-                                </m:r>
-                              </m:e>
-                              <m:sub>
-                                <m:r>
-                                  <m:t>i</m:t>
-                                </m:r>
-                              </m:sub>
-                            </m:sSub>
-                            <m:r>
-                              <m:rPr>
-                                <m:sty m:val="p"/>
-                              </m:rPr>
-                              <m:t>−</m:t>
-                            </m:r>
-                            <m:d>
-                              <m:dPr>
-                                <m:begChr m:val="("/>
-                                <m:sepChr m:val=""/>
-                                <m:endChr m:val=")"/>
-                                <m:grow/>
-                              </m:dPr>
-                              <m:e>
-                                <m:r>
-                                  <m:t>α</m:t>
-                                </m:r>
-                                <m:r>
-                                  <m:rPr>
-                                    <m:sty m:val="p"/>
-                                  </m:rPr>
-                                  <m:t>+</m:t>
-                                </m:r>
-                                <m:r>
-                                  <m:t>β</m:t>
-                                </m:r>
-                                <m:sSub>
-                                  <m:e>
-                                    <m:r>
-                                      <m:t>x</m:t>
-                                    </m:r>
-                                  </m:e>
-                                  <m:sub>
-                                    <m:r>
-                                      <m:t>i</m:t>
-                                    </m:r>
-                                  </m:sub>
-                                </m:sSub>
-                              </m:e>
-                            </m:d>
-                          </m:e>
-                        </m:d>
-                      </m:e>
-                      <m:sup>
-                        <m:r>
-                          <m:t>2</m:t>
-                        </m:r>
-                      </m:sup>
-                    </m:sSup>
+                    <m:r>
+                      <m:rPr>
+                        <m:sty m:val="p"/>
+                      </m:rPr>
+                      <m:t>(</m:t>
+                    </m:r>
                   </m:e>
                 </m:nary>
+                <m:sSub>
+                  <m:e>
+                    <m:r>
+                      <m:t>y</m:t>
+                    </m:r>
+                  </m:e>
+                  <m:sub>
+                    <m:r>
+                      <m:t>i</m:t>
+                    </m:r>
+                  </m:sub>
+                </m:sSub>
+                <m:r>
+                  <m:rPr>
+                    <m:sty m:val="p"/>
+                  </m:rPr>
+                  <m:t>−</m:t>
+                </m:r>
+                <m:r>
+                  <m:rPr>
+                    <m:sty m:val="p"/>
+                  </m:rPr>
+                  <m:t>(</m:t>
+                </m:r>
+                <m:r>
+                  <m:t>α</m:t>
+                </m:r>
+                <m:r>
+                  <m:rPr>
+                    <m:sty m:val="p"/>
+                  </m:rPr>
+                  <m:t>+</m:t>
+                </m:r>
+                <m:r>
+                  <m:t>β</m:t>
+                </m:r>
+                <m:sSub>
+                  <m:e>
+                    <m:r>
+                      <m:t>x</m:t>
+                    </m:r>
+                  </m:e>
+                  <m:sub>
+                    <m:r>
+                      <m:t>i</m:t>
+                    </m:r>
+                  </m:sub>
+                </m:sSub>
+                <m:r>
+                  <m:rPr>
+                    <m:sty m:val="p"/>
+                  </m:rPr>
+                  <m:t>)</m:t>
+                </m:r>
+                <m:sSup>
+                  <m:e>
+                    <m:r>
+                      <m:rPr>
+                        <m:sty m:val="p"/>
+                      </m:rPr>
+                      <m:t>)</m:t>
+                    </m:r>
+                  </m:e>
+                  <m:sup>
+                    <m:r>
+                      <m:t>2</m:t>
+                    </m:r>
+                  </m:sup>
+                </m:sSup>
               </m:oMath>
             </m:oMathPara>
           </w:p>
@@ -3894,28 +3920,30 @@
               <m:r>
                 <m:t>S</m:t>
               </m:r>
-              <m:d>
-                <m:dPr>
-                  <m:begChr m:val="("/>
-                  <m:sepChr m:val=""/>
-                  <m:endChr m:val=")"/>
-                  <m:grow/>
-                </m:dPr>
-                <m:e>
-                  <m:r>
-                    <m:t>α</m:t>
-                  </m:r>
-                  <m:r>
-                    <m:rPr>
-                      <m:sty m:val="p"/>
-                    </m:rPr>
-                    <m:t>,</m:t>
-                  </m:r>
-                  <m:r>
-                    <m:t>β</m:t>
-                  </m:r>
-                </m:e>
-              </m:d>
+              <m:r>
+                <m:rPr>
+                  <m:sty m:val="p"/>
+                </m:rPr>
+                <m:t>(</m:t>
+              </m:r>
+              <m:r>
+                <m:t>α</m:t>
+              </m:r>
+              <m:r>
+                <m:rPr>
+                  <m:sty m:val="p"/>
+                </m:rPr>
+                <m:t>,</m:t>
+              </m:r>
+              <m:r>
+                <m:t>β</m:t>
+              </m:r>
+              <m:r>
+                <m:rPr>
+                  <m:sty m:val="p"/>
+                </m:rPr>
+                <m:t>)</m:t>
+              </m:r>
             </m:oMath>
             <w:r>
               <w:t xml:space="preserve"> </w:t>
@@ -4040,8 +4068,8 @@
         </w:tc>
       </w:tr>
     </w:tbl>
-    <w:bookmarkEnd w:id="50"/>
-    <w:bookmarkStart w:id="65" w:name="Xe4a508018e2c1fcc2460a48a3b158da4831fd5f"/>
+    <w:bookmarkEnd w:id="39"/>
+    <w:bookmarkStart w:id="54" w:name="Xe4a508018e2c1fcc2460a48a3b158da4831fd5f"/>
     <w:p>
       <w:pPr>
         <w:pStyle w:val="Heading3"/>
@@ -4263,55 +4291,57 @@
               </m:r>
             </m:sup>
             <m:e>
-              <m:sSup>
-                <m:e>
-                  <m:d>
-                    <m:dPr>
-                      <m:begChr m:val="("/>
-                      <m:sepChr m:val=""/>
-                      <m:endChr m:val=")"/>
-                      <m:grow/>
-                    </m:dPr>
-                    <m:e>
-                      <m:sSub>
-                        <m:e>
-                          <m:r>
-                            <m:t>x</m:t>
-                          </m:r>
-                        </m:e>
-                        <m:sub>
-                          <m:r>
-                            <m:t>i</m:t>
-                          </m:r>
-                        </m:sub>
-                      </m:sSub>
-                      <m:r>
-                        <m:rPr>
-                          <m:sty m:val="p"/>
-                        </m:rPr>
-                        <m:t>−</m:t>
-                      </m:r>
-                      <m:acc>
-                        <m:accPr>
-                          <m:chr m:val="‾"/>
-                        </m:accPr>
-                        <m:e>
-                          <m:r>
-                            <m:t>x</m:t>
-                          </m:r>
-                        </m:e>
-                      </m:acc>
-                    </m:e>
-                  </m:d>
-                </m:e>
-                <m:sup>
-                  <m:r>
-                    <m:t>2</m:t>
-                  </m:r>
-                </m:sup>
-              </m:sSup>
+              <m:r>
+                <m:rPr>
+                  <m:sty m:val="p"/>
+                </m:rPr>
+                <m:t>(</m:t>
+              </m:r>
             </m:e>
           </m:nary>
+          <m:sSub>
+            <m:e>
+              <m:r>
+                <m:t>x</m:t>
+              </m:r>
+            </m:e>
+            <m:sub>
+              <m:r>
+                <m:t>i</m:t>
+              </m:r>
+            </m:sub>
+          </m:sSub>
+          <m:r>
+            <m:rPr>
+              <m:sty m:val="p"/>
+            </m:rPr>
+            <m:t>−</m:t>
+          </m:r>
+          <m:acc>
+            <m:accPr>
+              <m:chr m:val="‾"/>
+            </m:accPr>
+            <m:e>
+              <m:r>
+                <m:t>x</m:t>
+              </m:r>
+            </m:e>
+          </m:acc>
+          <m:sSup>
+            <m:e>
+              <m:r>
+                <m:rPr>
+                  <m:sty m:val="p"/>
+                </m:rPr>
+                <m:t>)</m:t>
+              </m:r>
+            </m:e>
+            <m:sup>
+              <m:r>
+                <m:t>2</m:t>
+              </m:r>
+            </m:sup>
+          </m:sSup>
         </m:oMath>
       </m:oMathPara>
     </w:p>
@@ -4472,84 +4502,88 @@
               </m:r>
             </m:sup>
             <m:e>
-              <m:d>
-                <m:dPr>
-                  <m:begChr m:val="("/>
-                  <m:sepChr m:val=""/>
-                  <m:endChr m:val=")"/>
-                  <m:grow/>
-                </m:dPr>
-                <m:e>
-                  <m:sSub>
-                    <m:e>
-                      <m:r>
-                        <m:t>x</m:t>
-                      </m:r>
-                    </m:e>
-                    <m:sub>
-                      <m:r>
-                        <m:t>i</m:t>
-                      </m:r>
-                    </m:sub>
-                  </m:sSub>
-                  <m:r>
-                    <m:rPr>
-                      <m:sty m:val="p"/>
-                    </m:rPr>
-                    <m:t>−</m:t>
-                  </m:r>
-                  <m:acc>
-                    <m:accPr>
-                      <m:chr m:val="‾"/>
-                    </m:accPr>
-                    <m:e>
-                      <m:r>
-                        <m:t>x</m:t>
-                      </m:r>
-                    </m:e>
-                  </m:acc>
-                </m:e>
-              </m:d>
-            </m:e>
-          </m:nary>
-          <m:d>
-            <m:dPr>
-              <m:begChr m:val="("/>
-              <m:sepChr m:val=""/>
-              <m:endChr m:val=")"/>
-              <m:grow/>
-            </m:dPr>
-            <m:e>
-              <m:sSub>
-                <m:e>
-                  <m:r>
-                    <m:t>y</m:t>
-                  </m:r>
-                </m:e>
-                <m:sub>
-                  <m:r>
-                    <m:t>i</m:t>
-                  </m:r>
-                </m:sub>
-              </m:sSub>
               <m:r>
                 <m:rPr>
                   <m:sty m:val="p"/>
                 </m:rPr>
-                <m:t>−</m:t>
-              </m:r>
-              <m:acc>
-                <m:accPr>
-                  <m:chr m:val="‾"/>
-                </m:accPr>
-                <m:e>
-                  <m:r>
-                    <m:t>y</m:t>
-                  </m:r>
-                </m:e>
-              </m:acc>
+                <m:t>(</m:t>
+              </m:r>
             </m:e>
-          </m:d>
+          </m:nary>
+          <m:sSub>
+            <m:e>
+              <m:r>
+                <m:t>x</m:t>
+              </m:r>
+            </m:e>
+            <m:sub>
+              <m:r>
+                <m:t>i</m:t>
+              </m:r>
+            </m:sub>
+          </m:sSub>
+          <m:r>
+            <m:rPr>
+              <m:sty m:val="p"/>
+            </m:rPr>
+            <m:t>−</m:t>
+          </m:r>
+          <m:acc>
+            <m:accPr>
+              <m:chr m:val="‾"/>
+            </m:accPr>
+            <m:e>
+              <m:r>
+                <m:t>x</m:t>
+              </m:r>
+            </m:e>
+          </m:acc>
+          <m:r>
+            <m:rPr>
+              <m:sty m:val="p"/>
+            </m:rPr>
+            <m:t>)</m:t>
+          </m:r>
+          <m:r>
+            <m:rPr>
+              <m:sty m:val="p"/>
+            </m:rPr>
+            <m:t>(</m:t>
+          </m:r>
+          <m:sSub>
+            <m:e>
+              <m:r>
+                <m:t>y</m:t>
+              </m:r>
+            </m:e>
+            <m:sub>
+              <m:r>
+                <m:t>i</m:t>
+              </m:r>
+            </m:sub>
+          </m:sSub>
+          <m:r>
+            <m:rPr>
+              <m:sty m:val="p"/>
+            </m:rPr>
+            <m:t>−</m:t>
+          </m:r>
+          <m:acc>
+            <m:accPr>
+              <m:chr m:val="‾"/>
+            </m:accPr>
+            <m:e>
+              <m:r>
+                <m:t>y</m:t>
+              </m:r>
+            </m:e>
+          </m:acc>
+          <m:r>
+            <m:rPr>
+              <m:sty m:val="p"/>
+            </m:rPr>
+            <m:t>)</m:t>
+          </m:r>
         </m:oMath>
       </m:oMathPara>
     </w:p>
@@ -4563,7 +4597,7 @@
       <w:r>
         <w:t xml:space="preserve"> </w:t>
       </w:r>
-      <w:hyperlink r:id="rId51">
+      <w:hyperlink r:id="rId40">
         <w:r>
           <w:rPr>
             <w:rStyle w:val="Hyperlink"/>
@@ -4721,84 +4755,88 @@
                   </m:r>
                 </m:sup>
                 <m:e>
-                  <m:d>
-                    <m:dPr>
-                      <m:begChr m:val="("/>
-                      <m:sepChr m:val=""/>
-                      <m:endChr m:val=")"/>
-                      <m:grow/>
-                    </m:dPr>
-                    <m:e>
-                      <m:sSub>
-                        <m:e>
-                          <m:r>
-                            <m:t>x</m:t>
-                          </m:r>
-                        </m:e>
-                        <m:sub>
-                          <m:r>
-                            <m:t>i</m:t>
-                          </m:r>
-                        </m:sub>
-                      </m:sSub>
-                      <m:r>
-                        <m:rPr>
-                          <m:sty m:val="p"/>
-                        </m:rPr>
-                        <m:t>−</m:t>
-                      </m:r>
-                      <m:acc>
-                        <m:accPr>
-                          <m:chr m:val="‾"/>
-                        </m:accPr>
-                        <m:e>
-                          <m:r>
-                            <m:t>x</m:t>
-                          </m:r>
-                        </m:e>
-                      </m:acc>
-                    </m:e>
-                  </m:d>
-                </m:e>
-              </m:nary>
-              <m:d>
-                <m:dPr>
-                  <m:begChr m:val="("/>
-                  <m:sepChr m:val=""/>
-                  <m:endChr m:val=")"/>
-                  <m:grow/>
-                </m:dPr>
-                <m:e>
-                  <m:sSub>
-                    <m:e>
-                      <m:r>
-                        <m:t>y</m:t>
-                      </m:r>
-                    </m:e>
-                    <m:sub>
-                      <m:r>
-                        <m:t>i</m:t>
-                      </m:r>
-                    </m:sub>
-                  </m:sSub>
                   <m:r>
                     <m:rPr>
                       <m:sty m:val="p"/>
                     </m:rPr>
-                    <m:t>−</m:t>
+                    <m:t>(</m:t>
                   </m:r>
-                  <m:acc>
-                    <m:accPr>
-                      <m:chr m:val="‾"/>
-                    </m:accPr>
-                    <m:e>
-                      <m:r>
-                        <m:t>y</m:t>
-                      </m:r>
-                    </m:e>
-                  </m:acc>
                 </m:e>
-              </m:d>
+              </m:nary>
+              <m:sSub>
+                <m:e>
+                  <m:r>
+                    <m:t>x</m:t>
+                  </m:r>
+                </m:e>
+                <m:sub>
+                  <m:r>
+                    <m:t>i</m:t>
+                  </m:r>
+                </m:sub>
+              </m:sSub>
+              <m:r>
+                <m:rPr>
+                  <m:sty m:val="p"/>
+                </m:rPr>
+                <m:t>−</m:t>
+              </m:r>
+              <m:acc>
+                <m:accPr>
+                  <m:chr m:val="‾"/>
+                </m:accPr>
+                <m:e>
+                  <m:r>
+                    <m:t>x</m:t>
+                  </m:r>
+                </m:e>
+              </m:acc>
+              <m:r>
+                <m:rPr>
+                  <m:sty m:val="p"/>
+                </m:rPr>
+                <m:t>)</m:t>
+              </m:r>
+              <m:r>
+                <m:rPr>
+                  <m:sty m:val="p"/>
+                </m:rPr>
+                <m:t>(</m:t>
+              </m:r>
+              <m:sSub>
+                <m:e>
+                  <m:r>
+                    <m:t>y</m:t>
+                  </m:r>
+                </m:e>
+                <m:sub>
+                  <m:r>
+                    <m:t>i</m:t>
+                  </m:r>
+                </m:sub>
+              </m:sSub>
+              <m:r>
+                <m:rPr>
+                  <m:sty m:val="p"/>
+                </m:rPr>
+                <m:t>−</m:t>
+              </m:r>
+              <m:acc>
+                <m:accPr>
+                  <m:chr m:val="‾"/>
+                </m:accPr>
+                <m:e>
+                  <m:r>
+                    <m:t>y</m:t>
+                  </m:r>
+                </m:e>
+              </m:acc>
+              <m:r>
+                <m:rPr>
+                  <m:sty m:val="p"/>
+                </m:rPr>
+                <m:t>)</m:t>
+              </m:r>
             </m:num>
             <m:den>
               <m:nary>
@@ -4828,55 +4866,57 @@
                   </m:r>
                 </m:sup>
                 <m:e>
-                  <m:sSup>
-                    <m:e>
-                      <m:d>
-                        <m:dPr>
-                          <m:begChr m:val="("/>
-                          <m:sepChr m:val=""/>
-                          <m:endChr m:val=")"/>
-                          <m:grow/>
-                        </m:dPr>
-                        <m:e>
-                          <m:sSub>
-                            <m:e>
-                              <m:r>
-                                <m:t>x</m:t>
-                              </m:r>
-                            </m:e>
-                            <m:sub>
-                              <m:r>
-                                <m:t>i</m:t>
-                              </m:r>
-                            </m:sub>
-                          </m:sSub>
-                          <m:r>
-                            <m:rPr>
-                              <m:sty m:val="p"/>
-                            </m:rPr>
-                            <m:t>−</m:t>
-                          </m:r>
-                          <m:acc>
-                            <m:accPr>
-                              <m:chr m:val="‾"/>
-                            </m:accPr>
-                            <m:e>
-                              <m:r>
-                                <m:t>x</m:t>
-                              </m:r>
-                            </m:e>
-                          </m:acc>
-                        </m:e>
-                      </m:d>
-                    </m:e>
-                    <m:sup>
-                      <m:r>
-                        <m:t>2</m:t>
-                      </m:r>
-                    </m:sup>
-                  </m:sSup>
+                  <m:r>
+                    <m:rPr>
+                      <m:sty m:val="p"/>
+                    </m:rPr>
+                    <m:t>(</m:t>
+                  </m:r>
                 </m:e>
               </m:nary>
+              <m:sSub>
+                <m:e>
+                  <m:r>
+                    <m:t>x</m:t>
+                  </m:r>
+                </m:e>
+                <m:sub>
+                  <m:r>
+                    <m:t>i</m:t>
+                  </m:r>
+                </m:sub>
+              </m:sSub>
+              <m:r>
+                <m:rPr>
+                  <m:sty m:val="p"/>
+                </m:rPr>
+                <m:t>−</m:t>
+              </m:r>
+              <m:acc>
+                <m:accPr>
+                  <m:chr m:val="‾"/>
+                </m:accPr>
+                <m:e>
+                  <m:r>
+                    <m:t>x</m:t>
+                  </m:r>
+                </m:e>
+              </m:acc>
+              <m:sSup>
+                <m:e>
+                  <m:r>
+                    <m:rPr>
+                      <m:sty m:val="p"/>
+                    </m:rPr>
+                    <m:t>)</m:t>
+                  </m:r>
+                </m:e>
+                <m:sup>
+                  <m:r>
+                    <m:t>2</m:t>
+                  </m:r>
+                </m:sup>
+              </m:sSup>
             </m:den>
           </m:f>
         </m:oMath>
@@ -5033,18 +5073,18 @@
                 <wp:inline>
                   <wp:extent cx="152400" cy="152400"/>
                   <wp:effectExtent b="0" l="0" r="0" t="0"/>
-                  <wp:docPr descr="" title="" id="53" name="Picture"/>
+                  <wp:docPr descr="" title="" id="42" name="Picture"/>
                   <a:graphic>
                     <a:graphicData uri="http://schemas.openxmlformats.org/drawingml/2006/picture">
                       <pic:pic>
                         <pic:nvPicPr>
-                          <pic:cNvPr descr="/Applications/quarto/share/formats/docx/important.png" id="54" name="Picture"/>
+                          <pic:cNvPr descr="/Applications/quarto/share/formats/docx/important.png" id="43" name="Picture"/>
                           <pic:cNvPicPr>
                             <a:picLocks noChangeArrowheads="1" noChangeAspect="1"/>
                           </pic:cNvPicPr>
                         </pic:nvPicPr>
                         <pic:blipFill>
-                          <a:blip r:embed="rId52"/>
+                          <a:blip r:embed="rId41"/>
                           <a:stretch>
                             <a:fillRect/>
                           </a:stretch>
@@ -5157,18 +5197,18 @@
                 <wp:inline>
                   <wp:extent cx="152400" cy="152400"/>
                   <wp:effectExtent b="0" l="0" r="0" t="0"/>
-                  <wp:docPr descr="" title="" id="55" name="Picture"/>
+                  <wp:docPr descr="" title="" id="44" name="Picture"/>
                   <a:graphic>
                     <a:graphicData uri="http://schemas.openxmlformats.org/drawingml/2006/picture">
                       <pic:pic>
                         <pic:nvPicPr>
-                          <pic:cNvPr descr="/Applications/quarto/share/formats/docx/tip.png" id="56" name="Picture"/>
+                          <pic:cNvPr descr="/Applications/quarto/share/formats/docx/tip.png" id="45" name="Picture"/>
                           <pic:cNvPicPr>
                             <a:picLocks noChangeArrowheads="1" noChangeAspect="1"/>
                           </pic:cNvPicPr>
                         </pic:nvPicPr>
                         <pic:blipFill>
-                          <a:blip r:embed="rId27"/>
+                          <a:blip r:embed="rId16"/>
                           <a:stretch>
                             <a:fillRect/>
                           </a:stretch>
@@ -5234,28 +5274,30 @@
               <m:r>
                 <m:t>S</m:t>
               </m:r>
-              <m:d>
-                <m:dPr>
-                  <m:begChr m:val="("/>
-                  <m:sepChr m:val=""/>
-                  <m:endChr m:val=")"/>
-                  <m:grow/>
-                </m:dPr>
-                <m:e>
-                  <m:r>
-                    <m:t>α</m:t>
-                  </m:r>
-                  <m:r>
-                    <m:rPr>
-                      <m:sty m:val="p"/>
-                    </m:rPr>
-                    <m:t>,</m:t>
-                  </m:r>
-                  <m:r>
-                    <m:t>β</m:t>
-                  </m:r>
-                </m:e>
-              </m:d>
+              <m:r>
+                <m:rPr>
+                  <m:sty m:val="p"/>
+                </m:rPr>
+                <m:t>(</m:t>
+              </m:r>
+              <m:r>
+                <m:t>α</m:t>
+              </m:r>
+              <m:r>
+                <m:rPr>
+                  <m:sty m:val="p"/>
+                </m:rPr>
+                <m:t>,</m:t>
+              </m:r>
+              <m:r>
+                <m:t>β</m:t>
+              </m:r>
+              <m:r>
+                <m:rPr>
+                  <m:sty m:val="p"/>
+                </m:rPr>
+                <m:t>)</m:t>
+              </m:r>
             </m:oMath>
             <w:r>
               <w:t xml:space="preserve"> </w:t>
@@ -5308,7 +5350,7 @@
             <w:r>
               <w:t xml:space="preserve"> </w:t>
             </w:r>
-            <w:hyperlink r:id="rId57">
+            <w:hyperlink r:id="rId46">
               <w:r>
                 <w:rPr>
                   <w:rStyle w:val="Hyperlink"/>
@@ -5364,18 +5406,18 @@
                 <wp:inline>
                   <wp:extent cx="152400" cy="152400"/>
                   <wp:effectExtent b="0" l="0" r="0" t="0"/>
-                  <wp:docPr descr="" title="" id="58" name="Picture"/>
+                  <wp:docPr descr="" title="" id="47" name="Picture"/>
                   <a:graphic>
                     <a:graphicData uri="http://schemas.openxmlformats.org/drawingml/2006/picture">
                       <pic:pic>
                         <pic:nvPicPr>
-                          <pic:cNvPr descr="/Applications/quarto/share/formats/docx/note.png" id="59" name="Picture"/>
+                          <pic:cNvPr descr="/Applications/quarto/share/formats/docx/note.png" id="48" name="Picture"/>
                           <pic:cNvPicPr>
                             <a:picLocks noChangeArrowheads="1" noChangeAspect="1"/>
                           </pic:cNvPicPr>
                         </pic:nvPicPr>
                         <pic:blipFill>
-                          <a:blip r:embed="rId22"/>
+                          <a:blip r:embed="rId11"/>
                           <a:stretch>
                             <a:fillRect/>
                           </a:stretch>
@@ -5451,33 +5493,35 @@
             <m:oMath>
               <m:r>
                 <m:rPr>
+                  <m:scr m:val="double-struck"/>
                   <m:sty m:val="p"/>
-                  <m:scr m:val="double-struck"/>
                 </m:rPr>
                 <m:t>E</m:t>
               </m:r>
-              <m:d>
-                <m:dPr>
-                  <m:begChr m:val="("/>
-                  <m:sepChr m:val=""/>
-                  <m:endChr m:val=")"/>
-                  <m:grow/>
-                </m:dPr>
+              <m:r>
+                <m:rPr>
+                  <m:sty m:val="p"/>
+                </m:rPr>
+                <m:t>(</m:t>
+              </m:r>
+              <m:sSub>
                 <m:e>
-                  <m:sSub>
-                    <m:e>
-                      <m:r>
-                        <m:t>Y</m:t>
-                      </m:r>
-                    </m:e>
-                    <m:sub>
-                      <m:r>
-                        <m:t>i</m:t>
-                      </m:r>
-                    </m:sub>
-                  </m:sSub>
+                  <m:r>
+                    <m:t>Y</m:t>
+                  </m:r>
                 </m:e>
-              </m:d>
+                <m:sub>
+                  <m:r>
+                    <m:t>i</m:t>
+                  </m:r>
+                </m:sub>
+              </m:sSub>
+              <m:r>
+                <m:rPr>
+                  <m:sty m:val="p"/>
+                </m:rPr>
+                <m:t>)</m:t>
+              </m:r>
             </m:oMath>
             <w:r>
               <w:t xml:space="preserve"> </w:t>
@@ -5518,18 +5562,18 @@
           <wp:inline>
             <wp:extent cx="5943600" cy="4613935"/>
             <wp:effectExtent b="0" l="0" r="0" t="0"/>
-            <wp:docPr descr="A regression line with parameters \alpha = 2 and \beta=1.5 plotted alongside the regression line with parameters \hat{\alpha} and \hat{\beta}." title="" id="61" name="Picture"/>
+            <wp:docPr descr="A regression line with parameters \alpha = 2 and \beta=1.5 plotted alongside the regression line with parameters \hat{\alpha} and \hat{\beta}." title="" id="50" name="Picture"/>
             <a:graphic>
               <a:graphicData uri="http://schemas.openxmlformats.org/drawingml/2006/picture">
                 <pic:pic>
                   <pic:nvPicPr>
-                    <pic:cNvPr descr="./FiguresPNG/linearregression-fig6.png" id="62" name="Picture"/>
+                    <pic:cNvPr descr="./FiguresPNG/linearregression-fig6.png" id="51" name="Picture"/>
                     <pic:cNvPicPr>
                       <a:picLocks noChangeArrowheads="1" noChangeAspect="1"/>
                     </pic:cNvPicPr>
                   </pic:nvPicPr>
                   <pic:blipFill>
-                    <a:blip r:embed="rId60"/>
+                    <a:blip r:embed="rId49"/>
                     <a:stretch>
                       <a:fillRect/>
                     </a:stretch>
@@ -5705,18 +5749,18 @@
                 <wp:inline>
                   <wp:extent cx="152400" cy="152400"/>
                   <wp:effectExtent b="0" l="0" r="0" t="0"/>
-                  <wp:docPr descr="" title="" id="63" name="Picture"/>
+                  <wp:docPr descr="" title="" id="52" name="Picture"/>
                   <a:graphic>
                     <a:graphicData uri="http://schemas.openxmlformats.org/drawingml/2006/picture">
                       <pic:pic>
                         <pic:nvPicPr>
-                          <pic:cNvPr descr="/Applications/quarto/share/formats/docx/note.png" id="64" name="Picture"/>
+                          <pic:cNvPr descr="/Applications/quarto/share/formats/docx/note.png" id="53" name="Picture"/>
                           <pic:cNvPicPr>
                             <a:picLocks noChangeArrowheads="1" noChangeAspect="1"/>
                           </pic:cNvPicPr>
                         </pic:nvPicPr>
                         <pic:blipFill>
-                          <a:blip r:embed="rId22"/>
+                          <a:blip r:embed="rId11"/>
                           <a:stretch>
                             <a:fillRect/>
                           </a:stretch>
@@ -6270,24 +6314,26 @@
             <m:oMath>
               <m:r>
                 <m:rPr>
+                  <m:scr m:val="double-struck"/>
                   <m:sty m:val="p"/>
-                  <m:scr m:val="double-struck"/>
                 </m:rPr>
                 <m:t>E</m:t>
               </m:r>
-              <m:d>
-                <m:dPr>
-                  <m:begChr m:val="("/>
-                  <m:sepChr m:val=""/>
-                  <m:endChr m:val=")"/>
-                  <m:grow/>
-                </m:dPr>
-                <m:e>
-                  <m:r>
-                    <m:t>Y</m:t>
-                  </m:r>
-                </m:e>
-              </m:d>
+              <m:r>
+                <m:rPr>
+                  <m:sty m:val="p"/>
+                </m:rPr>
+                <m:t>(</m:t>
+              </m:r>
+              <m:r>
+                <m:t>Y</m:t>
+              </m:r>
+              <m:r>
+                <m:rPr>
+                  <m:sty m:val="p"/>
+                </m:rPr>
+                <m:t>)</m:t>
+              </m:r>
               <m:r>
                 <m:rPr>
                   <m:sty m:val="p"/>
@@ -6416,7 +6462,7 @@
             <w:r>
               <w:t xml:space="preserve"> </w:t>
             </w:r>
-            <w:hyperlink r:id="rId51">
+            <w:hyperlink r:id="rId40">
               <w:r>
                 <w:rPr>
                   <w:rStyle w:val="Hyperlink"/>
@@ -6476,324 +6522,304 @@
                 <m:jc m:val="center"/>
               </m:oMathParaPr>
               <m:oMath>
-                <m:m>
-                  <m:mPr>
-                    <m:baseJc m:val="center"/>
-                    <m:plcHide m:val="on"/>
-                    <m:mcs>
-                      <m:mc>
-                        <m:mcPr>
-                          <m:mcJc m:val="right"/>
-                          <m:count m:val="1"/>
-                        </m:mcPr>
-                      </m:mc>
-                      <m:mc>
-                        <m:mcPr>
-                          <m:mcJc m:val="left"/>
-                          <m:count m:val="1"/>
-                        </m:mcPr>
-                      </m:mc>
-                    </m:mcs>
-                  </m:mPr>
-                  <m:mr>
-                    <m:e>
-                      <m:acc>
-                        <m:accPr>
-                          <m:chr m:val="‾"/>
-                        </m:accPr>
-                        <m:e>
-                          <m:r>
-                            <m:t>x</m:t>
-                          </m:r>
-                        </m:e>
-                      </m:acc>
-                    </m:e>
-                    <m:e>
-                      <m:r>
-                        <m:rPr>
-                          <m:sty m:val="p"/>
-                        </m:rPr>
-                        <m:t>=</m:t>
-                      </m:r>
-                      <m:f>
-                        <m:fPr>
-                          <m:type m:val="bar"/>
-                        </m:fPr>
-                        <m:num>
-                          <m:r>
-                            <m:t>1</m:t>
-                          </m:r>
-                        </m:num>
-                        <m:den>
-                          <m:r>
-                            <m:t>n</m:t>
-                          </m:r>
-                        </m:den>
-                      </m:f>
-                      <m:nary>
-                        <m:naryPr>
-                          <m:chr m:val="∑"/>
-                          <m:limLoc m:val="undOvr"/>
-                          <m:subHide m:val="off"/>
-                          <m:supHide m:val="off"/>
-                        </m:naryPr>
-                        <m:sub>
-                          <m:r>
-                            <m:t>i</m:t>
-                          </m:r>
-                          <m:r>
-                            <m:rPr>
-                              <m:sty m:val="p"/>
-                            </m:rPr>
-                            <m:t>=</m:t>
-                          </m:r>
-                          <m:r>
-                            <m:t>1</m:t>
-                          </m:r>
-                        </m:sub>
-                        <m:sup>
-                          <m:r>
-                            <m:t>n</m:t>
-                          </m:r>
-                        </m:sup>
-                        <m:e>
-                          <m:sSub>
-                            <m:e>
-                              <m:r>
-                                <m:t>x</m:t>
-                              </m:r>
-                            </m:e>
-                            <m:sub>
-                              <m:r>
-                                <m:t>i</m:t>
-                              </m:r>
-                            </m:sub>
-                          </m:sSub>
-                        </m:e>
-                      </m:nary>
-                      <m:r>
-                        <m:rPr>
-                          <m:sty m:val="p"/>
-                        </m:rPr>
-                        <m:t>=</m:t>
-                      </m:r>
-                      <m:f>
-                        <m:fPr>
-                          <m:type m:val="bar"/>
-                        </m:fPr>
-                        <m:num>
-                          <m:r>
-                            <m:t>1</m:t>
-                          </m:r>
-                        </m:num>
-                        <m:den>
-                          <m:r>
-                            <m:t>10</m:t>
-                          </m:r>
-                        </m:den>
-                      </m:f>
-                      <m:nary>
-                        <m:naryPr>
-                          <m:chr m:val="∑"/>
-                          <m:limLoc m:val="undOvr"/>
-                          <m:subHide m:val="off"/>
-                          <m:supHide m:val="off"/>
-                        </m:naryPr>
-                        <m:sub>
-                          <m:r>
-                            <m:t>i</m:t>
-                          </m:r>
-                          <m:r>
-                            <m:rPr>
-                              <m:sty m:val="p"/>
-                            </m:rPr>
-                            <m:t>=</m:t>
-                          </m:r>
-                          <m:r>
-                            <m:t>1</m:t>
-                          </m:r>
-                        </m:sub>
-                        <m:sup>
-                          <m:r>
-                            <m:t>10</m:t>
-                          </m:r>
-                        </m:sup>
-                        <m:e>
-                          <m:sSub>
-                            <m:e>
-                              <m:r>
-                                <m:t>x</m:t>
-                              </m:r>
-                            </m:e>
-                            <m:sub>
-                              <m:r>
-                                <m:t>i</m:t>
-                              </m:r>
-                            </m:sub>
-                          </m:sSub>
-                        </m:e>
-                      </m:nary>
-                      <m:r>
-                        <m:rPr>
-                          <m:sty m:val="p"/>
-                        </m:rPr>
-                        <m:t>=</m:t>
-                      </m:r>
-                      <m:r>
-                        <m:t>23.7</m:t>
-                      </m:r>
-                    </m:e>
-                  </m:mr>
-                  <m:mr>
-                    <m:e>
-                      <m:acc>
-                        <m:accPr>
-                          <m:chr m:val="‾"/>
-                        </m:accPr>
-                        <m:e>
-                          <m:r>
-                            <m:t>y</m:t>
-                          </m:r>
-                        </m:e>
-                      </m:acc>
-                    </m:e>
-                    <m:e>
-                      <m:r>
-                        <m:rPr>
-                          <m:sty m:val="p"/>
-                        </m:rPr>
-                        <m:t>=</m:t>
-                      </m:r>
-                      <m:f>
-                        <m:fPr>
-                          <m:type m:val="bar"/>
-                        </m:fPr>
-                        <m:num>
-                          <m:r>
-                            <m:t>1</m:t>
-                          </m:r>
-                        </m:num>
-                        <m:den>
-                          <m:r>
-                            <m:t>n</m:t>
-                          </m:r>
-                        </m:den>
-                      </m:f>
-                      <m:nary>
-                        <m:naryPr>
-                          <m:chr m:val="∑"/>
-                          <m:limLoc m:val="undOvr"/>
-                          <m:subHide m:val="off"/>
-                          <m:supHide m:val="off"/>
-                        </m:naryPr>
-                        <m:sub>
-                          <m:r>
-                            <m:t>i</m:t>
-                          </m:r>
-                          <m:r>
-                            <m:rPr>
-                              <m:sty m:val="p"/>
-                            </m:rPr>
-                            <m:t>=</m:t>
-                          </m:r>
-                          <m:r>
-                            <m:t>1</m:t>
-                          </m:r>
-                        </m:sub>
-                        <m:sup>
-                          <m:r>
-                            <m:t>n</m:t>
-                          </m:r>
-                        </m:sup>
-                        <m:e>
-                          <m:sSub>
-                            <m:e>
-                              <m:r>
-                                <m:t>y</m:t>
-                              </m:r>
-                            </m:e>
-                            <m:sub>
-                              <m:r>
-                                <m:t>i</m:t>
-                              </m:r>
-                            </m:sub>
-                          </m:sSub>
-                        </m:e>
-                      </m:nary>
-                      <m:r>
-                        <m:rPr>
-                          <m:sty m:val="p"/>
-                        </m:rPr>
-                        <m:t>=</m:t>
-                      </m:r>
-                      <m:f>
-                        <m:fPr>
-                          <m:type m:val="bar"/>
-                        </m:fPr>
-                        <m:num>
-                          <m:r>
-                            <m:t>1</m:t>
-                          </m:r>
-                        </m:num>
-                        <m:den>
-                          <m:r>
-                            <m:t>10</m:t>
-                          </m:r>
-                        </m:den>
-                      </m:f>
-                      <m:nary>
-                        <m:naryPr>
-                          <m:chr m:val="∑"/>
-                          <m:limLoc m:val="undOvr"/>
-                          <m:subHide m:val="off"/>
-                          <m:supHide m:val="off"/>
-                        </m:naryPr>
-                        <m:sub>
-                          <m:r>
-                            <m:t>i</m:t>
-                          </m:r>
-                          <m:r>
-                            <m:rPr>
-                              <m:sty m:val="p"/>
-                            </m:rPr>
-                            <m:t>=</m:t>
-                          </m:r>
-                          <m:r>
-                            <m:t>1</m:t>
-                          </m:r>
-                        </m:sub>
-                        <m:sup>
-                          <m:r>
-                            <m:t>10</m:t>
-                          </m:r>
-                        </m:sup>
-                        <m:e>
-                          <m:sSub>
-                            <m:e>
-                              <m:r>
-                                <m:t>y</m:t>
-                              </m:r>
-                            </m:e>
-                            <m:sub>
-                              <m:r>
-                                <m:t>i</m:t>
-                              </m:r>
-                            </m:sub>
-                          </m:sSub>
-                        </m:e>
-                      </m:nary>
-                      <m:r>
-                        <m:rPr>
-                          <m:sty m:val="p"/>
-                        </m:rPr>
-                        <m:t>=</m:t>
-                      </m:r>
-                      <m:r>
-                        <m:t>240</m:t>
-                      </m:r>
-                    </m:e>
-                  </m:mr>
-                </m:m>
+                <m:eqArr>
+                  <m:e>
+                    <m:acc>
+                      <m:accPr>
+                        <m:chr m:val="‾"/>
+                      </m:accPr>
+                      <m:e>
+                        <m:r>
+                          <m:t>x</m:t>
+                        </m:r>
+                      </m:e>
+                    </m:acc>
+                    <m:r>
+                      <m:t>&amp;</m:t>
+                    </m:r>
+                    <m:r>
+                      <m:rPr>
+                        <m:sty m:val="p"/>
+                      </m:rPr>
+                      <m:t>=</m:t>
+                    </m:r>
+                    <m:f>
+                      <m:fPr>
+                        <m:type m:val="bar"/>
+                      </m:fPr>
+                      <m:num>
+                        <m:r>
+                          <m:t>1</m:t>
+                        </m:r>
+                      </m:num>
+                      <m:den>
+                        <m:r>
+                          <m:t>n</m:t>
+                        </m:r>
+                      </m:den>
+                    </m:f>
+                    <m:nary>
+                      <m:naryPr>
+                        <m:chr m:val="∑"/>
+                        <m:limLoc m:val="undOvr"/>
+                        <m:subHide m:val="off"/>
+                        <m:supHide m:val="off"/>
+                      </m:naryPr>
+                      <m:sub>
+                        <m:r>
+                          <m:t>i</m:t>
+                        </m:r>
+                        <m:r>
+                          <m:rPr>
+                            <m:sty m:val="p"/>
+                          </m:rPr>
+                          <m:t>=</m:t>
+                        </m:r>
+                        <m:r>
+                          <m:t>1</m:t>
+                        </m:r>
+                      </m:sub>
+                      <m:sup>
+                        <m:r>
+                          <m:t>n</m:t>
+                        </m:r>
+                      </m:sup>
+                      <m:e>
+                        <m:sSub>
+                          <m:e>
+                            <m:r>
+                              <m:t>x</m:t>
+                            </m:r>
+                          </m:e>
+                          <m:sub>
+                            <m:r>
+                              <m:t>i</m:t>
+                            </m:r>
+                          </m:sub>
+                        </m:sSub>
+                      </m:e>
+                    </m:nary>
+                    <m:r>
+                      <m:rPr>
+                        <m:sty m:val="p"/>
+                      </m:rPr>
+                      <m:t>=</m:t>
+                    </m:r>
+                    <m:f>
+                      <m:fPr>
+                        <m:type m:val="bar"/>
+                      </m:fPr>
+                      <m:num>
+                        <m:r>
+                          <m:t>1</m:t>
+                        </m:r>
+                      </m:num>
+                      <m:den>
+                        <m:r>
+                          <m:t>10</m:t>
+                        </m:r>
+                      </m:den>
+                    </m:f>
+                    <m:nary>
+                      <m:naryPr>
+                        <m:chr m:val="∑"/>
+                        <m:limLoc m:val="undOvr"/>
+                        <m:subHide m:val="off"/>
+                        <m:supHide m:val="off"/>
+                      </m:naryPr>
+                      <m:sub>
+                        <m:r>
+                          <m:t>i</m:t>
+                        </m:r>
+                        <m:r>
+                          <m:rPr>
+                            <m:sty m:val="p"/>
+                          </m:rPr>
+                          <m:t>=</m:t>
+                        </m:r>
+                        <m:r>
+                          <m:t>1</m:t>
+                        </m:r>
+                      </m:sub>
+                      <m:sup>
+                        <m:r>
+                          <m:t>10</m:t>
+                        </m:r>
+                      </m:sup>
+                      <m:e>
+                        <m:sSub>
+                          <m:e>
+                            <m:r>
+                              <m:t>x</m:t>
+                            </m:r>
+                          </m:e>
+                          <m:sub>
+                            <m:r>
+                              <m:t>i</m:t>
+                            </m:r>
+                          </m:sub>
+                        </m:sSub>
+                      </m:e>
+                    </m:nary>
+                    <m:r>
+                      <m:rPr>
+                        <m:sty m:val="p"/>
+                      </m:rPr>
+                      <m:t>=</m:t>
+                    </m:r>
+                    <m:r>
+                      <m:t>23.7</m:t>
+                    </m:r>
+                  </m:e>
+                  <m:e>
+                    <m:acc>
+                      <m:accPr>
+                        <m:chr m:val="‾"/>
+                      </m:accPr>
+                      <m:e>
+                        <m:r>
+                          <m:t>y</m:t>
+                        </m:r>
+                      </m:e>
+                    </m:acc>
+                    <m:r>
+                      <m:t>&amp;</m:t>
+                    </m:r>
+                    <m:r>
+                      <m:rPr>
+                        <m:sty m:val="p"/>
+                      </m:rPr>
+                      <m:t>=</m:t>
+                    </m:r>
+                    <m:f>
+                      <m:fPr>
+                        <m:type m:val="bar"/>
+                      </m:fPr>
+                      <m:num>
+                        <m:r>
+                          <m:t>1</m:t>
+                        </m:r>
+                      </m:num>
+                      <m:den>
+                        <m:r>
+                          <m:t>n</m:t>
+                        </m:r>
+                      </m:den>
+                    </m:f>
+                    <m:nary>
+                      <m:naryPr>
+                        <m:chr m:val="∑"/>
+                        <m:limLoc m:val="undOvr"/>
+                        <m:subHide m:val="off"/>
+                        <m:supHide m:val="off"/>
+                      </m:naryPr>
+                      <m:sub>
+                        <m:r>
+                          <m:t>i</m:t>
+                        </m:r>
+                        <m:r>
+                          <m:rPr>
+                            <m:sty m:val="p"/>
+                          </m:rPr>
+                          <m:t>=</m:t>
+                        </m:r>
+                        <m:r>
+                          <m:t>1</m:t>
+                        </m:r>
+                      </m:sub>
+                      <m:sup>
+                        <m:r>
+                          <m:t>n</m:t>
+                        </m:r>
+                      </m:sup>
+                      <m:e>
+                        <m:sSub>
+                          <m:e>
+                            <m:r>
+                              <m:t>y</m:t>
+                            </m:r>
+                          </m:e>
+                          <m:sub>
+                            <m:r>
+                              <m:t>i</m:t>
+                            </m:r>
+                          </m:sub>
+                        </m:sSub>
+                      </m:e>
+                    </m:nary>
+                    <m:r>
+                      <m:rPr>
+                        <m:sty m:val="p"/>
+                      </m:rPr>
+                      <m:t>=</m:t>
+                    </m:r>
+                    <m:f>
+                      <m:fPr>
+                        <m:type m:val="bar"/>
+                      </m:fPr>
+                      <m:num>
+                        <m:r>
+                          <m:t>1</m:t>
+                        </m:r>
+                      </m:num>
+                      <m:den>
+                        <m:r>
+                          <m:t>10</m:t>
+                        </m:r>
+                      </m:den>
+                    </m:f>
+                    <m:nary>
+                      <m:naryPr>
+                        <m:chr m:val="∑"/>
+                        <m:limLoc m:val="undOvr"/>
+                        <m:subHide m:val="off"/>
+                        <m:supHide m:val="off"/>
+                      </m:naryPr>
+                      <m:sub>
+                        <m:r>
+                          <m:t>i</m:t>
+                        </m:r>
+                        <m:r>
+                          <m:rPr>
+                            <m:sty m:val="p"/>
+                          </m:rPr>
+                          <m:t>=</m:t>
+                        </m:r>
+                        <m:r>
+                          <m:t>1</m:t>
+                        </m:r>
+                      </m:sub>
+                      <m:sup>
+                        <m:r>
+                          <m:t>10</m:t>
+                        </m:r>
+                      </m:sup>
+                      <m:e>
+                        <m:sSub>
+                          <m:e>
+                            <m:r>
+                              <m:t>y</m:t>
+                            </m:r>
+                          </m:e>
+                          <m:sub>
+                            <m:r>
+                              <m:t>i</m:t>
+                            </m:r>
+                          </m:sub>
+                        </m:sSub>
+                      </m:e>
+                    </m:nary>
+                    <m:r>
+                      <m:rPr>
+                        <m:sty m:val="p"/>
+                      </m:rPr>
+                      <m:t>=</m:t>
+                    </m:r>
+                    <m:r>
+                      <m:t>240</m:t>
+                    </m:r>
+                  </m:e>
+                </m:eqArr>
               </m:oMath>
             </m:oMathPara>
           </w:p>
@@ -6869,285 +6895,271 @@
                 <m:jc m:val="center"/>
               </m:oMathParaPr>
               <m:oMath>
-                <m:m>
-                  <m:mPr>
-                    <m:baseJc m:val="center"/>
-                    <m:plcHide m:val="on"/>
-                    <m:mcs>
-                      <m:mc>
-                        <m:mcPr>
-                          <m:mcJc m:val="right"/>
-                          <m:count m:val="1"/>
-                        </m:mcPr>
-                      </m:mc>
-                      <m:mc>
-                        <m:mcPr>
-                          <m:mcJc m:val="left"/>
-                          <m:count m:val="1"/>
-                        </m:mcPr>
-                      </m:mc>
-                    </m:mcs>
-                  </m:mPr>
-                  <m:mr>
-                    <m:e>
-                      <m:r>
-                        <m:t>S</m:t>
-                      </m:r>
-                      <m:sSub>
-                        <m:e>
-                          <m:r>
-                            <m:t>S</m:t>
-                          </m:r>
-                        </m:e>
-                        <m:sub>
-                          <m:r>
-                            <m:t>X</m:t>
-                          </m:r>
-                          <m:r>
-                            <m:t>Y</m:t>
-                          </m:r>
-                        </m:sub>
-                      </m:sSub>
-                    </m:e>
-                    <m:e>
-                      <m:r>
-                        <m:rPr>
-                          <m:sty m:val="p"/>
-                        </m:rPr>
-                        <m:t>=</m:t>
-                      </m:r>
-                      <m:nary>
-                        <m:naryPr>
-                          <m:chr m:val="∑"/>
-                          <m:limLoc m:val="undOvr"/>
-                          <m:subHide m:val="off"/>
-                          <m:supHide m:val="off"/>
-                        </m:naryPr>
-                        <m:sub>
-                          <m:r>
-                            <m:t>i</m:t>
-                          </m:r>
-                          <m:r>
-                            <m:rPr>
-                              <m:sty m:val="p"/>
-                            </m:rPr>
-                            <m:t>=</m:t>
-                          </m:r>
-                          <m:r>
-                            <m:t>1</m:t>
-                          </m:r>
-                        </m:sub>
-                        <m:sup>
-                          <m:r>
-                            <m:t>n</m:t>
-                          </m:r>
-                        </m:sup>
-                        <m:e>
-                          <m:d>
-                            <m:dPr>
-                              <m:begChr m:val="("/>
-                              <m:sepChr m:val=""/>
-                              <m:endChr m:val=")"/>
-                              <m:grow/>
-                            </m:dPr>
-                            <m:e>
-                              <m:sSub>
-                                <m:e>
-                                  <m:r>
-                                    <m:t>x</m:t>
-                                  </m:r>
-                                </m:e>
-                                <m:sub>
-                                  <m:r>
-                                    <m:t>i</m:t>
-                                  </m:r>
-                                </m:sub>
-                              </m:sSub>
-                              <m:r>
-                                <m:rPr>
-                                  <m:sty m:val="p"/>
-                                </m:rPr>
-                                <m:t>−</m:t>
-                              </m:r>
-                              <m:acc>
-                                <m:accPr>
-                                  <m:chr m:val="‾"/>
-                                </m:accPr>
-                                <m:e>
-                                  <m:r>
-                                    <m:t>x</m:t>
-                                  </m:r>
-                                </m:e>
-                              </m:acc>
-                            </m:e>
-                          </m:d>
-                        </m:e>
-                      </m:nary>
-                      <m:d>
-                        <m:dPr>
-                          <m:begChr m:val="("/>
-                          <m:sepChr m:val=""/>
-                          <m:endChr m:val=")"/>
-                          <m:grow/>
-                        </m:dPr>
-                        <m:e>
-                          <m:sSub>
-                            <m:e>
-                              <m:r>
-                                <m:t>y</m:t>
-                              </m:r>
-                            </m:e>
-                            <m:sub>
-                              <m:r>
-                                <m:t>i</m:t>
-                              </m:r>
-                            </m:sub>
-                          </m:sSub>
-                          <m:r>
-                            <m:rPr>
-                              <m:sty m:val="p"/>
-                            </m:rPr>
-                            <m:t>−</m:t>
-                          </m:r>
-                          <m:acc>
-                            <m:accPr>
-                              <m:chr m:val="‾"/>
-                            </m:accPr>
-                            <m:e>
-                              <m:r>
-                                <m:t>y</m:t>
-                              </m:r>
-                            </m:e>
-                          </m:acc>
-                        </m:e>
-                      </m:d>
-                      <m:r>
-                        <m:rPr>
-                          <m:sty m:val="p"/>
-                        </m:rPr>
-                        <m:t>=</m:t>
-                      </m:r>
-                      <m:r>
-                        <m:t>2460</m:t>
-                      </m:r>
-                    </m:e>
-                  </m:mr>
-                  <m:mr>
-                    <m:e>
-                      <m:r>
-                        <m:t>S</m:t>
-                      </m:r>
-                      <m:sSub>
-                        <m:e>
-                          <m:r>
-                            <m:t>S</m:t>
-                          </m:r>
-                        </m:e>
-                        <m:sub>
-                          <m:r>
-                            <m:t>X</m:t>
-                          </m:r>
-                          <m:r>
-                            <m:t>X</m:t>
-                          </m:r>
-                        </m:sub>
-                      </m:sSub>
-                    </m:e>
-                    <m:e>
-                      <m:r>
-                        <m:rPr>
-                          <m:sty m:val="p"/>
-                        </m:rPr>
-                        <m:t>=</m:t>
-                      </m:r>
-                      <m:nary>
-                        <m:naryPr>
-                          <m:chr m:val="∑"/>
-                          <m:limLoc m:val="undOvr"/>
-                          <m:subHide m:val="off"/>
-                          <m:supHide m:val="off"/>
-                        </m:naryPr>
-                        <m:sub>
-                          <m:r>
-                            <m:t>i</m:t>
-                          </m:r>
-                          <m:r>
-                            <m:rPr>
-                              <m:sty m:val="p"/>
-                            </m:rPr>
-                            <m:t>=</m:t>
-                          </m:r>
-                          <m:r>
-                            <m:t>1</m:t>
-                          </m:r>
-                        </m:sub>
-                        <m:sup>
-                          <m:r>
-                            <m:t>n</m:t>
-                          </m:r>
-                        </m:sup>
-                        <m:e>
-                          <m:sSup>
-                            <m:e>
-                              <m:d>
-                                <m:dPr>
-                                  <m:begChr m:val="("/>
-                                  <m:sepChr m:val=""/>
-                                  <m:endChr m:val=")"/>
-                                  <m:grow/>
-                                </m:dPr>
-                                <m:e>
-                                  <m:sSub>
-                                    <m:e>
-                                      <m:r>
-                                        <m:t>x</m:t>
-                                      </m:r>
-                                    </m:e>
-                                    <m:sub>
-                                      <m:r>
-                                        <m:t>i</m:t>
-                                      </m:r>
-                                    </m:sub>
-                                  </m:sSub>
-                                  <m:r>
-                                    <m:rPr>
-                                      <m:sty m:val="p"/>
-                                    </m:rPr>
-                                    <m:t>−</m:t>
-                                  </m:r>
-                                  <m:acc>
-                                    <m:accPr>
-                                      <m:chr m:val="‾"/>
-                                    </m:accPr>
-                                    <m:e>
-                                      <m:r>
-                                        <m:t>x</m:t>
-                                      </m:r>
-                                    </m:e>
-                                  </m:acc>
-                                </m:e>
-                              </m:d>
-                            </m:e>
-                            <m:sup>
-                              <m:r>
-                                <m:t>2</m:t>
-                              </m:r>
-                            </m:sup>
-                          </m:sSup>
-                        </m:e>
-                      </m:nary>
-                      <m:r>
-                        <m:rPr>
-                          <m:sty m:val="p"/>
-                        </m:rPr>
-                        <m:t>=</m:t>
-                      </m:r>
-                      <m:r>
-                        <m:t>84.1</m:t>
-                      </m:r>
-                    </m:e>
-                  </m:mr>
-                </m:m>
+                <m:eqArr>
+                  <m:e>
+                    <m:r>
+                      <m:t>S</m:t>
+                    </m:r>
+                    <m:sSub>
+                      <m:e>
+                        <m:r>
+                          <m:t>S</m:t>
+                        </m:r>
+                      </m:e>
+                      <m:sub>
+                        <m:r>
+                          <m:t>X</m:t>
+                        </m:r>
+                        <m:r>
+                          <m:t>Y</m:t>
+                        </m:r>
+                      </m:sub>
+                    </m:sSub>
+                    <m:r>
+                      <m:t>&amp;</m:t>
+                    </m:r>
+                    <m:r>
+                      <m:rPr>
+                        <m:sty m:val="p"/>
+                      </m:rPr>
+                      <m:t>=</m:t>
+                    </m:r>
+                    <m:nary>
+                      <m:naryPr>
+                        <m:chr m:val="∑"/>
+                        <m:limLoc m:val="undOvr"/>
+                        <m:subHide m:val="off"/>
+                        <m:supHide m:val="off"/>
+                      </m:naryPr>
+                      <m:sub>
+                        <m:r>
+                          <m:t>i</m:t>
+                        </m:r>
+                        <m:r>
+                          <m:rPr>
+                            <m:sty m:val="p"/>
+                          </m:rPr>
+                          <m:t>=</m:t>
+                        </m:r>
+                        <m:r>
+                          <m:t>1</m:t>
+                        </m:r>
+                      </m:sub>
+                      <m:sup>
+                        <m:r>
+                          <m:t>n</m:t>
+                        </m:r>
+                      </m:sup>
+                      <m:e>
+                        <m:r>
+                          <m:rPr>
+                            <m:sty m:val="p"/>
+                          </m:rPr>
+                          <m:t>(</m:t>
+                        </m:r>
+                      </m:e>
+                    </m:nary>
+                    <m:sSub>
+                      <m:e>
+                        <m:r>
+                          <m:t>x</m:t>
+                        </m:r>
+                      </m:e>
+                      <m:sub>
+                        <m:r>
+                          <m:t>i</m:t>
+                        </m:r>
+                      </m:sub>
+                    </m:sSub>
+                    <m:r>
+                      <m:rPr>
+                        <m:sty m:val="p"/>
+                      </m:rPr>
+                      <m:t>−</m:t>
+                    </m:r>
+                    <m:acc>
+                      <m:accPr>
+                        <m:chr m:val="‾"/>
+                      </m:accPr>
+                      <m:e>
+                        <m:r>
+                          <m:t>x</m:t>
+                        </m:r>
+                      </m:e>
+                    </m:acc>
+                    <m:r>
+                      <m:rPr>
+                        <m:sty m:val="p"/>
+                      </m:rPr>
+                      <m:t>)</m:t>
+                    </m:r>
+                    <m:r>
+                      <m:rPr>
+                        <m:sty m:val="p"/>
+                      </m:rPr>
+                      <m:t>(</m:t>
+                    </m:r>
+                    <m:sSub>
+                      <m:e>
+                        <m:r>
+                          <m:t>y</m:t>
+                        </m:r>
+                      </m:e>
+                      <m:sub>
+                        <m:r>
+                          <m:t>i</m:t>
+                        </m:r>
+                      </m:sub>
+                    </m:sSub>
+                    <m:r>
+                      <m:rPr>
+                        <m:sty m:val="p"/>
+                      </m:rPr>
+                      <m:t>−</m:t>
+                    </m:r>
+                    <m:acc>
+                      <m:accPr>
+                        <m:chr m:val="‾"/>
+                      </m:accPr>
+                      <m:e>
+                        <m:r>
+                          <m:t>y</m:t>
+                        </m:r>
+                      </m:e>
+                    </m:acc>
+                    <m:r>
+                      <m:rPr>
+                        <m:sty m:val="p"/>
+                      </m:rPr>
+                      <m:t>)</m:t>
+                    </m:r>
+                    <m:r>
+                      <m:rPr>
+                        <m:sty m:val="p"/>
+                      </m:rPr>
+                      <m:t>=</m:t>
+                    </m:r>
+                    <m:r>
+                      <m:t>2460</m:t>
+                    </m:r>
+                  </m:e>
+                  <m:e>
+                    <m:r>
+                      <m:t>S</m:t>
+                    </m:r>
+                    <m:sSub>
+                      <m:e>
+                        <m:r>
+                          <m:t>S</m:t>
+                        </m:r>
+                      </m:e>
+                      <m:sub>
+                        <m:r>
+                          <m:t>X</m:t>
+                        </m:r>
+                        <m:r>
+                          <m:t>X</m:t>
+                        </m:r>
+                      </m:sub>
+                    </m:sSub>
+                    <m:r>
+                      <m:t>&amp;</m:t>
+                    </m:r>
+                    <m:r>
+                      <m:rPr>
+                        <m:sty m:val="p"/>
+                      </m:rPr>
+                      <m:t>=</m:t>
+                    </m:r>
+                    <m:nary>
+                      <m:naryPr>
+                        <m:chr m:val="∑"/>
+                        <m:limLoc m:val="undOvr"/>
+                        <m:subHide m:val="off"/>
+                        <m:supHide m:val="off"/>
+                      </m:naryPr>
+                      <m:sub>
+                        <m:r>
+                          <m:t>i</m:t>
+                        </m:r>
+                        <m:r>
+                          <m:rPr>
+                            <m:sty m:val="p"/>
+                          </m:rPr>
+                          <m:t>=</m:t>
+                        </m:r>
+                        <m:r>
+                          <m:t>1</m:t>
+                        </m:r>
+                      </m:sub>
+                      <m:sup>
+                        <m:r>
+                          <m:t>n</m:t>
+                        </m:r>
+                      </m:sup>
+                      <m:e>
+                        <m:r>
+                          <m:rPr>
+                            <m:sty m:val="p"/>
+                          </m:rPr>
+                          <m:t>(</m:t>
+                        </m:r>
+                      </m:e>
+                    </m:nary>
+                    <m:sSub>
+                      <m:e>
+                        <m:r>
+                          <m:t>x</m:t>
+                        </m:r>
+                      </m:e>
+                      <m:sub>
+                        <m:r>
+                          <m:t>i</m:t>
+                        </m:r>
+                      </m:sub>
+                    </m:sSub>
+                    <m:r>
+                      <m:rPr>
+                        <m:sty m:val="p"/>
+                      </m:rPr>
+                      <m:t>−</m:t>
+                    </m:r>
+                    <m:acc>
+                      <m:accPr>
+                        <m:chr m:val="‾"/>
+                      </m:accPr>
+                      <m:e>
+                        <m:r>
+                          <m:t>x</m:t>
+                        </m:r>
+                      </m:e>
+                    </m:acc>
+                    <m:sSup>
+                      <m:e>
+                        <m:r>
+                          <m:rPr>
+                            <m:sty m:val="p"/>
+                          </m:rPr>
+                          <m:t>)</m:t>
+                        </m:r>
+                      </m:e>
+                      <m:sup>
+                        <m:r>
+                          <m:t>2</m:t>
+                        </m:r>
+                      </m:sup>
+                    </m:sSup>
+                    <m:r>
+                      <m:rPr>
+                        <m:sty m:val="p"/>
+                      </m:rPr>
+                      <m:t>=</m:t>
+                    </m:r>
+                    <m:r>
+                      <m:t>84.1</m:t>
+                    </m:r>
+                  </m:e>
+                </m:eqArr>
               </m:oMath>
             </m:oMathPara>
           </w:p>
@@ -7379,9 +7391,9 @@
         </w:tc>
       </w:tr>
     </w:tbl>
-    <w:bookmarkEnd w:id="65"/>
-    <w:bookmarkEnd w:id="66"/>
-    <w:bookmarkStart w:id="72" w:name="further-considerations"/>
+    <w:bookmarkEnd w:id="54"/>
+    <w:bookmarkEnd w:id="55"/>
+    <w:bookmarkStart w:id="61" w:name="further-considerations"/>
     <w:p>
       <w:pPr>
         <w:pStyle w:val="Heading2"/>
@@ -7390,7 +7402,7 @@
         <w:t xml:space="preserve">Further considerations</w:t>
       </w:r>
     </w:p>
-    <w:bookmarkStart w:id="71" w:name="section"/>
+    <w:bookmarkStart w:id="60" w:name="section"/>
     <w:p>
       <w:pPr>
         <w:pStyle w:val="Heading3"/>
@@ -7483,28 +7495,30 @@
         <m:r>
           <m:t>S</m:t>
         </m:r>
-        <m:d>
-          <m:dPr>
-            <m:begChr m:val="("/>
-            <m:sepChr m:val=""/>
-            <m:endChr m:val=")"/>
-            <m:grow/>
-          </m:dPr>
-          <m:e>
-            <m:r>
-              <m:t>α</m:t>
-            </m:r>
-            <m:r>
-              <m:rPr>
-                <m:sty m:val="p"/>
-              </m:rPr>
-              <m:t>,</m:t>
-            </m:r>
-            <m:r>
-              <m:t>β</m:t>
-            </m:r>
-          </m:e>
-        </m:d>
+        <m:r>
+          <m:rPr>
+            <m:sty m:val="p"/>
+          </m:rPr>
+          <m:t>(</m:t>
+        </m:r>
+        <m:r>
+          <m:t>α</m:t>
+        </m:r>
+        <m:r>
+          <m:rPr>
+            <m:sty m:val="p"/>
+          </m:rPr>
+          <m:t>,</m:t>
+        </m:r>
+        <m:r>
+          <m:t>β</m:t>
+        </m:r>
+        <m:r>
+          <m:rPr>
+            <m:sty m:val="p"/>
+          </m:rPr>
+          <m:t>)</m:t>
+        </m:r>
       </m:oMath>
       <w:r>
         <w:t xml:space="preserve"> </w:t>
@@ -7523,7 +7537,7 @@
       <w:r>
         <w:t xml:space="preserve"> </w:t>
       </w:r>
-      <w:hyperlink r:id="rId67">
+      <w:hyperlink r:id="rId56">
         <w:r>
           <w:rPr>
             <w:rStyle w:val="Hyperlink"/>
@@ -7576,18 +7590,18 @@
                 <wp:inline>
                   <wp:extent cx="152400" cy="152400"/>
                   <wp:effectExtent b="0" l="0" r="0" t="0"/>
-                  <wp:docPr descr="" title="" id="68" name="Picture"/>
+                  <wp:docPr descr="" title="" id="57" name="Picture"/>
                   <a:graphic>
                     <a:graphicData uri="http://schemas.openxmlformats.org/drawingml/2006/picture">
                       <pic:pic>
                         <pic:nvPicPr>
-                          <pic:cNvPr descr="/Applications/quarto/share/formats/docx/important.png" id="69" name="Picture"/>
+                          <pic:cNvPr descr="/Applications/quarto/share/formats/docx/important.png" id="58" name="Picture"/>
                           <pic:cNvPicPr>
                             <a:picLocks noChangeArrowheads="1" noChangeAspect="1"/>
                           </pic:cNvPicPr>
                         </pic:nvPicPr>
                         <pic:blipFill>
-                          <a:blip r:embed="rId52"/>
+                          <a:blip r:embed="rId41"/>
                           <a:stretch>
                             <a:fillRect/>
                           </a:stretch>
@@ -7661,7 +7675,7 @@
       <w:r>
         <w:t xml:space="preserve"> </w:t>
       </w:r>
-      <w:hyperlink r:id="rId70">
+      <w:hyperlink r:id="rId59">
         <w:r>
           <w:rPr>
             <w:rStyle w:val="Hyperlink"/>
@@ -7710,10 +7724,10 @@
         <w:t xml:space="preserve">For more on this, please read [Guide: Introduction to Multiple Linear Regression].</w:t>
       </w:r>
     </w:p>
-    <w:bookmarkEnd w:id="71"/>
-    <w:bookmarkEnd w:id="72"/>
-    <w:bookmarkEnd w:id="73"/>
-    <w:bookmarkStart w:id="74" w:name="quick-check-problems"/>
+    <w:bookmarkEnd w:id="60"/>
+    <w:bookmarkEnd w:id="61"/>
+    <w:bookmarkEnd w:id="62"/>
+    <w:bookmarkStart w:id="63" w:name="quick-check-problems"/>
     <w:p>
       <w:pPr>
         <w:pStyle w:val="Heading1"/>
@@ -7744,24 +7758,26 @@
       <m:oMath>
         <m:r>
           <m:rPr>
+            <m:scr m:val="double-struck"/>
             <m:sty m:val="p"/>
-            <m:scr m:val="double-struck"/>
           </m:rPr>
           <m:t>E</m:t>
         </m:r>
-        <m:d>
-          <m:dPr>
-            <m:begChr m:val="("/>
-            <m:sepChr m:val=""/>
-            <m:endChr m:val=")"/>
-            <m:grow/>
-          </m:dPr>
-          <m:e>
-            <m:r>
-              <m:t>Y</m:t>
-            </m:r>
-          </m:e>
-        </m:d>
+        <m:r>
+          <m:rPr>
+            <m:sty m:val="p"/>
+          </m:rPr>
+          <m:t>(</m:t>
+        </m:r>
+        <m:r>
+          <m:t>Y</m:t>
+        </m:r>
+        <m:r>
+          <m:rPr>
+            <m:sty m:val="p"/>
+          </m:rPr>
+          <m:t>)</m:t>
+        </m:r>
         <m:r>
           <m:rPr>
             <m:sty m:val="p"/>
@@ -8013,8 +8029,8 @@
         <w:t xml:space="preserve">can be equal to zero.</w:t>
       </w:r>
     </w:p>
-    <w:bookmarkEnd w:id="74"/>
-    <w:bookmarkStart w:id="78" w:name="further-reading"/>
+    <w:bookmarkEnd w:id="63"/>
+    <w:bookmarkStart w:id="67" w:name="further-reading"/>
     <w:p>
       <w:pPr>
         <w:pStyle w:val="Heading1"/>
@@ -8033,7 +8049,7 @@
       <w:r>
         <w:t xml:space="preserve"> </w:t>
       </w:r>
-      <w:hyperlink r:id="rId75">
+      <w:hyperlink r:id="rId64">
         <w:r>
           <w:rPr>
             <w:rStyle w:val="Hyperlink"/>
@@ -8061,7 +8077,7 @@
         <w:t xml:space="preserve">To extend linear regression to encompass multiple explanatory variables, please read [Guide: Multiple linear regression].</w:t>
       </w:r>
     </w:p>
-    <w:bookmarkStart w:id="77" w:name="version-history"/>
+    <w:bookmarkStart w:id="66" w:name="version-history"/>
     <w:p>
       <w:pPr>
         <w:pStyle w:val="Heading2"/>
@@ -8082,7 +8098,7 @@
       <w:pPr>
         <w:pStyle w:val="BodyText"/>
       </w:pPr>
-      <w:hyperlink r:id="rId76">
+      <w:hyperlink r:id="rId65">
         <w:r>
           <w:rPr>
             <w:rStyle w:val="Hyperlink"/>
@@ -8091,8 +8107,8 @@
         </w:r>
       </w:hyperlink>
     </w:p>
-    <w:bookmarkEnd w:id="77"/>
-    <w:bookmarkEnd w:id="78"/>
+    <w:bookmarkEnd w:id="66"/>
+    <w:bookmarkEnd w:id="67"/>
     <w:sectPr>
       <w:pgSz w:h="15840" w:w="12240"/>
       <w:pgMar w:bottom="1440" w:footer="720" w:gutter="0" w:header="720" w:left="1440" w:right="1440" w:top="1440"/>
